--- a/Digitization project diary.docx
+++ b/Digitization project diary.docx
@@ -139,13 +139,7 @@
         <w:rPr>
           <w:lang w:val="en-US"/>
         </w:rPr>
-        <w:t>Common read through of project assignment. Review and decision to d</w:t>
-      </w:r>
-      <w:r>
-        <w:rPr>
-          <w:lang w:val="en-US"/>
-        </w:rPr>
-        <w:t>igitize and encode a 17</w:t>
+        <w:t>Common read through of project assignment. Review and decision to digitize and encode a 17</w:t>
       </w:r>
       <w:r>
         <w:rPr>
@@ -158,13 +152,7 @@
         <w:rPr>
           <w:lang w:val="en-US"/>
         </w:rPr>
-        <w:t xml:space="preserve">-century funeral poem using the TEI standard with the goal of producing a scholarly reliable and machine-readable text edition. </w:t>
-      </w:r>
-      <w:r>
-        <w:rPr>
-          <w:lang w:val="en-US"/>
-        </w:rPr>
-        <w:t xml:space="preserve">The idea </w:t>
+        <w:t xml:space="preserve">-century funeral poem using the TEI standard with the goal of producing a scholarly reliable and machine-readable text edition. The idea </w:t>
       </w:r>
       <w:r>
         <w:rPr>
@@ -369,19 +357,7 @@
         <w:rPr>
           <w:lang w:val="en-US"/>
         </w:rPr>
-        <w:t xml:space="preserve">the </w:t>
-      </w:r>
-      <w:r>
-        <w:rPr>
-          <w:lang w:val="en-US"/>
-        </w:rPr>
-        <w:t>Humanities Library, Gothenburg University Library</w:t>
-      </w:r>
-      <w:r>
-        <w:rPr>
-          <w:lang w:val="en-US"/>
-        </w:rPr>
-        <w:t xml:space="preserve"> (Cecilia, Clara</w:t>
+        <w:t>the Humanities Library, Gothenburg University Library (Cecilia, Clara</w:t>
       </w:r>
       <w:r>
         <w:rPr>
@@ -1118,14 +1094,550 @@
     <w:p>
       <w:pPr>
         <w:rPr>
-          <w:lang w:val="en-US"/>
-        </w:rPr>
-      </w:pPr>
-      <w:r>
-        <w:rPr>
+          <w:b/>
+          <w:bCs/>
+          <w:lang w:val="en-US"/>
+        </w:rPr>
+      </w:pPr>
+      <w:r>
+        <w:rPr>
+          <w:b/>
+          <w:bCs/>
           <w:lang w:val="en-US"/>
         </w:rPr>
         <w:t xml:space="preserve">April 1, 4 PM </w:t>
+      </w:r>
+    </w:p>
+    <w:p>
+      <w:pPr>
+        <w:rPr>
+          <w:lang w:val="en-US"/>
+        </w:rPr>
+      </w:pPr>
+      <w:r>
+        <w:rPr>
+          <w:lang w:val="en-US"/>
+        </w:rPr>
+        <w:t>(Cecilia, Clara, Johanna)</w:t>
+      </w:r>
+    </w:p>
+    <w:p>
+      <w:pPr>
+        <w:rPr>
+          <w:lang w:val="en-US"/>
+        </w:rPr>
+      </w:pPr>
+      <w:r>
+        <w:rPr>
+          <w:lang w:val="en-US"/>
+        </w:rPr>
+        <w:t>Discussions of 17</w:t>
+      </w:r>
+      <w:r>
+        <w:rPr>
+          <w:vertAlign w:val="superscript"/>
+          <w:lang w:val="en-US"/>
+        </w:rPr>
+        <w:t>th</w:t>
+      </w:r>
+      <w:r>
+        <w:rPr>
+          <w:lang w:val="en-US"/>
+        </w:rPr>
+        <w:t xml:space="preserve"> Century Swedish language, letters, spelling, grammar and</w:t>
+      </w:r>
+      <w:r>
+        <w:rPr>
+          <w:lang w:val="en-US"/>
+        </w:rPr>
+        <w:t xml:space="preserve"> </w:t>
+      </w:r>
+      <w:r>
+        <w:rPr>
+          <w:lang w:val="en-US"/>
+        </w:rPr>
+        <w:t xml:space="preserve">“false friends”. Initial discussion on TEI encoding scheme. </w:t>
+      </w:r>
+    </w:p>
+    <w:p>
+      <w:pPr>
+        <w:rPr>
+          <w:lang w:val="en-US"/>
+        </w:rPr>
+      </w:pPr>
+    </w:p>
+    <w:p>
+      <w:pPr>
+        <w:rPr>
+          <w:lang w:val="en-US"/>
+        </w:rPr>
+      </w:pPr>
+      <w:r>
+        <w:rPr>
+          <w:lang w:val="en-US"/>
+        </w:rPr>
+        <w:t xml:space="preserve">Next step: Cecilia and Clara to finish transcribing their documents and begin TEI encoding. </w:t>
+      </w:r>
+    </w:p>
+    <w:p>
+      <w:pPr>
+        <w:rPr>
+          <w:lang w:val="en-US"/>
+        </w:rPr>
+      </w:pPr>
+    </w:p>
+    <w:p>
+      <w:pPr>
+        <w:rPr>
+          <w:b/>
+          <w:bCs/>
+          <w:lang w:val="en-US"/>
+        </w:rPr>
+      </w:pPr>
+      <w:r>
+        <w:rPr>
+          <w:b/>
+          <w:bCs/>
+          <w:lang w:val="en-US"/>
+        </w:rPr>
+        <w:t>April 7, 8.30 AM– 12 AM</w:t>
+      </w:r>
+    </w:p>
+    <w:p>
+      <w:pPr>
+        <w:rPr>
+          <w:lang w:val="en-US"/>
+        </w:rPr>
+      </w:pPr>
+      <w:r>
+        <w:rPr>
+          <w:lang w:val="en-US"/>
+        </w:rPr>
+        <w:t>(Cecilia, Clara, Johanna)</w:t>
+      </w:r>
+    </w:p>
+    <w:p>
+      <w:pPr>
+        <w:rPr>
+          <w:lang w:val="en-US"/>
+        </w:rPr>
+      </w:pPr>
+    </w:p>
+    <w:p>
+      <w:pPr>
+        <w:shd w:val="clear" w:color="auto" w:fill="FFFFFF"/>
+        <w:autoSpaceDE w:val="0"/>
+        <w:autoSpaceDN w:val="0"/>
+        <w:adjustRightInd w:val="0"/>
+        <w:rPr>
+          <w:rFonts w:ascii="Times New Roman" w:hAnsi="Times New Roman" w:cs="Times New Roman"/>
+          <w:color w:val="000000"/>
+          <w:kern w:val="0"/>
+          <w:highlight w:val="white"/>
+        </w:rPr>
+      </w:pPr>
+      <w:r>
+        <w:rPr>
+          <w:lang w:val="en-US"/>
+        </w:rPr>
+        <w:t xml:space="preserve">Review and </w:t>
+      </w:r>
+      <w:r>
+        <w:rPr>
+          <w:lang w:val="en-US"/>
+        </w:rPr>
+        <w:t>edit of transcripts</w:t>
+      </w:r>
+      <w:r>
+        <w:rPr>
+          <w:lang w:val="en-US"/>
+        </w:rPr>
+        <w:t xml:space="preserve">. Cecilia and Clara both used </w:t>
+      </w:r>
+      <w:proofErr w:type="spellStart"/>
+      <w:r>
+        <w:rPr>
+          <w:lang w:val="en-US"/>
+        </w:rPr>
+        <w:t>Transkribus</w:t>
+      </w:r>
+      <w:proofErr w:type="spellEnd"/>
+      <w:r>
+        <w:rPr>
+          <w:lang w:val="en-US"/>
+        </w:rPr>
+        <w:t xml:space="preserve"> to </w:t>
+      </w:r>
+      <w:r>
+        <w:rPr>
+          <w:lang w:val="en-US"/>
+        </w:rPr>
+        <w:t>generate initial drafts of the transcriptions. Johanna preferred to do her by hand</w:t>
+      </w:r>
+      <w:r>
+        <w:rPr>
+          <w:lang w:val="en-US"/>
+        </w:rPr>
+        <w:t xml:space="preserve">. </w:t>
+      </w:r>
+      <w:r>
+        <w:rPr>
+          <w:lang w:val="en-US"/>
+        </w:rPr>
+        <w:t xml:space="preserve">While the </w:t>
+      </w:r>
+      <w:r>
+        <w:rPr>
+          <w:lang w:val="en-US"/>
+        </w:rPr>
+        <w:t>AI-</w:t>
+      </w:r>
+      <w:r>
+        <w:rPr>
+          <w:lang w:val="en-GB"/>
+        </w:rPr>
+        <w:t xml:space="preserve">supported software </w:t>
+      </w:r>
+      <w:r>
+        <w:rPr>
+          <w:lang w:val="en-GB"/>
+        </w:rPr>
+        <w:t xml:space="preserve">proved useful, several limitations became apparent. It struggles to reliable distinguish </w:t>
+      </w:r>
+      <w:proofErr w:type="gramStart"/>
+      <w:r>
+        <w:rPr>
+          <w:lang w:val="en-GB"/>
+        </w:rPr>
+        <w:t xml:space="preserve">between </w:t>
+      </w:r>
+      <w:r>
+        <w:rPr>
+          <w:lang w:val="en-GB"/>
+        </w:rPr>
+        <w:t xml:space="preserve"> </w:t>
+      </w:r>
+      <w:r>
+        <w:rPr>
+          <w:lang w:val="en-GB"/>
+        </w:rPr>
+        <w:t>17</w:t>
+      </w:r>
+      <w:proofErr w:type="gramEnd"/>
+      <w:r>
+        <w:rPr>
+          <w:vertAlign w:val="superscript"/>
+          <w:lang w:val="en-GB"/>
+        </w:rPr>
+        <w:t xml:space="preserve"> </w:t>
+      </w:r>
+      <w:proofErr w:type="spellStart"/>
+      <w:r>
+        <w:rPr>
+          <w:lang w:val="en-GB"/>
+        </w:rPr>
+        <w:t>th</w:t>
+      </w:r>
+      <w:proofErr w:type="spellEnd"/>
+      <w:r>
+        <w:rPr>
+          <w:lang w:val="en-GB"/>
+        </w:rPr>
+        <w:t xml:space="preserve"> century</w:t>
+      </w:r>
+      <w:r>
+        <w:rPr>
+          <w:i/>
+          <w:iCs/>
+          <w:lang w:val="en-GB"/>
+        </w:rPr>
+        <w:t xml:space="preserve"> </w:t>
+      </w:r>
+      <w:r>
+        <w:rPr>
+          <w:i/>
+          <w:iCs/>
+          <w:lang w:val="en-GB"/>
+        </w:rPr>
+        <w:t>å</w:t>
+      </w:r>
+      <w:r>
+        <w:rPr>
+          <w:lang w:val="en-GB"/>
+        </w:rPr>
+        <w:t xml:space="preserve"> and </w:t>
+      </w:r>
+      <w:r>
+        <w:rPr>
+          <w:i/>
+          <w:iCs/>
+          <w:lang w:val="en-GB"/>
+        </w:rPr>
+        <w:t>ä</w:t>
+      </w:r>
+      <w:r>
+        <w:rPr>
+          <w:lang w:val="en-GB"/>
+        </w:rPr>
+        <w:t xml:space="preserve">, and frequently confuses </w:t>
+      </w:r>
+      <w:r>
+        <w:rPr>
+          <w:i/>
+          <w:iCs/>
+          <w:lang w:val="en-GB"/>
+        </w:rPr>
+        <w:t>f</w:t>
+      </w:r>
+      <w:r>
+        <w:rPr>
+          <w:lang w:val="en-GB"/>
+        </w:rPr>
+        <w:t>, the long</w:t>
+      </w:r>
+      <w:r>
+        <w:rPr>
+          <w:i/>
+          <w:iCs/>
+          <w:lang w:val="en-GB"/>
+        </w:rPr>
+        <w:t xml:space="preserve"> s</w:t>
+      </w:r>
+      <w:r>
+        <w:rPr>
+          <w:lang w:val="en-GB"/>
+        </w:rPr>
+        <w:t xml:space="preserve"> (</w:t>
+      </w:r>
+      <w:r>
+        <w:rPr>
+          <w:rFonts w:ascii="Times New Roman" w:hAnsi="Times New Roman" w:cs="Times New Roman"/>
+          <w:color w:val="000000"/>
+          <w:kern w:val="0"/>
+          <w:highlight w:val="white"/>
+          <w:lang w:val="en-GB"/>
+        </w:rPr>
+        <w:t>ſ</w:t>
+      </w:r>
+      <w:r>
+        <w:rPr>
+          <w:rFonts w:ascii="Times New Roman" w:hAnsi="Times New Roman" w:cs="Times New Roman"/>
+          <w:color w:val="000000"/>
+          <w:kern w:val="0"/>
+          <w:highlight w:val="white"/>
+          <w:lang w:val="en-GB"/>
+        </w:rPr>
+        <w:t xml:space="preserve">) and </w:t>
+      </w:r>
+      <w:r>
+        <w:rPr>
+          <w:rFonts w:ascii="Times New Roman" w:hAnsi="Times New Roman" w:cs="Times New Roman"/>
+          <w:i/>
+          <w:iCs/>
+          <w:color w:val="000000"/>
+          <w:kern w:val="0"/>
+          <w:highlight w:val="white"/>
+          <w:lang w:val="en-GB"/>
+        </w:rPr>
+        <w:t>k</w:t>
+      </w:r>
+      <w:r>
+        <w:rPr>
+          <w:rFonts w:ascii="Times New Roman" w:hAnsi="Times New Roman" w:cs="Times New Roman"/>
+          <w:color w:val="000000"/>
+          <w:kern w:val="0"/>
+          <w:highlight w:val="white"/>
+          <w:lang w:val="en-GB"/>
+        </w:rPr>
+        <w:t xml:space="preserve">. </w:t>
+      </w:r>
+      <w:r>
+        <w:rPr>
+          <w:rFonts w:ascii="Times New Roman" w:hAnsi="Times New Roman" w:cs="Times New Roman"/>
+          <w:color w:val="000000"/>
+          <w:kern w:val="0"/>
+          <w:highlight w:val="white"/>
+          <w:lang w:val="en-GB"/>
+        </w:rPr>
+        <w:t xml:space="preserve">Decorated initials, that can be hard to read for the untrained eye, are </w:t>
+      </w:r>
+      <w:r>
+        <w:rPr>
+          <w:rFonts w:ascii="Times New Roman" w:hAnsi="Times New Roman" w:cs="Times New Roman"/>
+          <w:color w:val="000000"/>
+          <w:kern w:val="0"/>
+          <w:highlight w:val="white"/>
+          <w:lang w:val="en-GB"/>
+        </w:rPr>
+        <w:t xml:space="preserve">commonly misread. </w:t>
+      </w:r>
+      <w:r>
+        <w:rPr>
+          <w:rFonts w:ascii="Times New Roman" w:hAnsi="Times New Roman" w:cs="Times New Roman"/>
+          <w:color w:val="000000"/>
+          <w:kern w:val="0"/>
+          <w:highlight w:val="white"/>
+          <w:lang w:val="en-GB"/>
+        </w:rPr>
+        <w:t xml:space="preserve">Words written </w:t>
+      </w:r>
+      <w:r>
+        <w:rPr>
+          <w:rFonts w:ascii="Times New Roman" w:hAnsi="Times New Roman" w:cs="Times New Roman"/>
+          <w:color w:val="000000"/>
+          <w:kern w:val="0"/>
+          <w:highlight w:val="white"/>
+          <w:lang w:val="en-GB"/>
+        </w:rPr>
+        <w:t xml:space="preserve">in </w:t>
+      </w:r>
+      <w:proofErr w:type="gramStart"/>
+      <w:r>
+        <w:rPr>
+          <w:rFonts w:ascii="Times New Roman" w:hAnsi="Times New Roman" w:cs="Times New Roman"/>
+          <w:color w:val="000000"/>
+          <w:kern w:val="0"/>
+          <w:highlight w:val="white"/>
+          <w:lang w:val="en-GB"/>
+        </w:rPr>
+        <w:t>close proximity</w:t>
+      </w:r>
+      <w:proofErr w:type="gramEnd"/>
+      <w:r>
+        <w:rPr>
+          <w:rFonts w:ascii="Times New Roman" w:hAnsi="Times New Roman" w:cs="Times New Roman"/>
+          <w:color w:val="000000"/>
+          <w:kern w:val="0"/>
+          <w:highlight w:val="white"/>
+          <w:lang w:val="en-GB"/>
+        </w:rPr>
+        <w:t xml:space="preserve"> tend to merge incorrectly. </w:t>
+      </w:r>
+      <w:r>
+        <w:rPr>
+          <w:rFonts w:ascii="Times New Roman" w:hAnsi="Times New Roman" w:cs="Times New Roman"/>
+          <w:color w:val="000000"/>
+          <w:kern w:val="0"/>
+          <w:highlight w:val="white"/>
+          <w:lang w:val="en-GB"/>
+        </w:rPr>
+        <w:t xml:space="preserve"> </w:t>
+      </w:r>
+    </w:p>
+    <w:p>
+      <w:pPr>
+        <w:shd w:val="clear" w:color="auto" w:fill="FFFFFF"/>
+        <w:autoSpaceDE w:val="0"/>
+        <w:autoSpaceDN w:val="0"/>
+        <w:adjustRightInd w:val="0"/>
+        <w:rPr>
+          <w:rFonts w:ascii="Times New Roman" w:hAnsi="Times New Roman" w:cs="Times New Roman"/>
+          <w:color w:val="000000"/>
+          <w:kern w:val="0"/>
+          <w:highlight w:val="white"/>
+        </w:rPr>
+      </w:pPr>
+    </w:p>
+    <w:p>
+      <w:pPr>
+        <w:shd w:val="clear" w:color="auto" w:fill="FFFFFF"/>
+        <w:autoSpaceDE w:val="0"/>
+        <w:autoSpaceDN w:val="0"/>
+        <w:adjustRightInd w:val="0"/>
+        <w:rPr>
+          <w:rFonts w:ascii="Times New Roman" w:hAnsi="Times New Roman" w:cs="Times New Roman"/>
+          <w:kern w:val="0"/>
+          <w:highlight w:val="white"/>
+        </w:rPr>
+      </w:pPr>
+      <w:proofErr w:type="spellStart"/>
+      <w:r>
+        <w:rPr>
+          <w:rFonts w:ascii="Times New Roman" w:hAnsi="Times New Roman" w:cs="Times New Roman"/>
+          <w:color w:val="000000"/>
+          <w:kern w:val="0"/>
+          <w:highlight w:val="white"/>
+        </w:rPr>
+        <w:t>Discussions</w:t>
+      </w:r>
+      <w:proofErr w:type="spellEnd"/>
+      <w:r>
+        <w:rPr>
+          <w:rFonts w:ascii="Times New Roman" w:hAnsi="Times New Roman" w:cs="Times New Roman"/>
+          <w:color w:val="000000"/>
+          <w:kern w:val="0"/>
+          <w:highlight w:val="white"/>
+        </w:rPr>
+        <w:t xml:space="preserve"> </w:t>
+      </w:r>
+      <w:proofErr w:type="spellStart"/>
+      <w:r>
+        <w:rPr>
+          <w:rFonts w:ascii="Times New Roman" w:hAnsi="Times New Roman" w:cs="Times New Roman"/>
+          <w:color w:val="000000"/>
+          <w:kern w:val="0"/>
+          <w:highlight w:val="white"/>
+        </w:rPr>
+        <w:t>of</w:t>
+      </w:r>
+      <w:proofErr w:type="spellEnd"/>
+      <w:r>
+        <w:rPr>
+          <w:rFonts w:ascii="Times New Roman" w:hAnsi="Times New Roman" w:cs="Times New Roman"/>
+          <w:color w:val="000000"/>
+          <w:kern w:val="0"/>
+          <w:highlight w:val="white"/>
+        </w:rPr>
+        <w:t xml:space="preserve"> </w:t>
+      </w:r>
+      <w:proofErr w:type="spellStart"/>
+      <w:r>
+        <w:rPr>
+          <w:rFonts w:ascii="Times New Roman" w:hAnsi="Times New Roman" w:cs="Times New Roman"/>
+          <w:color w:val="000000"/>
+          <w:kern w:val="0"/>
+          <w:highlight w:val="white"/>
+        </w:rPr>
+        <w:t>TEI</w:t>
+      </w:r>
+      <w:proofErr w:type="spellEnd"/>
+      <w:r>
+        <w:rPr>
+          <w:rFonts w:ascii="Times New Roman" w:hAnsi="Times New Roman" w:cs="Times New Roman"/>
+          <w:color w:val="000000"/>
+          <w:kern w:val="0"/>
+          <w:highlight w:val="white"/>
+        </w:rPr>
+        <w:t xml:space="preserve"> </w:t>
+      </w:r>
+      <w:proofErr w:type="spellStart"/>
+      <w:r>
+        <w:rPr>
+          <w:rFonts w:ascii="Times New Roman" w:hAnsi="Times New Roman" w:cs="Times New Roman"/>
+          <w:color w:val="000000"/>
+          <w:kern w:val="0"/>
+          <w:highlight w:val="white"/>
+        </w:rPr>
+        <w:t>Editorial</w:t>
+      </w:r>
+      <w:proofErr w:type="spellEnd"/>
+      <w:r>
+        <w:rPr>
+          <w:rFonts w:ascii="Times New Roman" w:hAnsi="Times New Roman" w:cs="Times New Roman"/>
+          <w:color w:val="000000"/>
+          <w:kern w:val="0"/>
+          <w:highlight w:val="white"/>
+        </w:rPr>
+        <w:t xml:space="preserve"> Notes</w:t>
+      </w:r>
+      <w:r>
+        <w:rPr>
+          <w:rFonts w:ascii="Times New Roman" w:hAnsi="Times New Roman" w:cs="Times New Roman"/>
+          <w:color w:val="000000"/>
+          <w:kern w:val="0"/>
+          <w:highlight w:val="white"/>
+        </w:rPr>
+        <w:t xml:space="preserve"> </w:t>
       </w:r>
     </w:p>
     <w:p>

--- a/Digitization project diary.docx
+++ b/Digitization project diary.docx
@@ -1653,6 +1653,12 @@
           <w:lang w:val="en-US"/>
         </w:rPr>
       </w:pPr>
+      <w:r>
+        <w:rPr>
+          <w:lang w:val="en-US"/>
+        </w:rPr>
+        <w:t>April 17</w:t>
+      </w:r>
     </w:p>
     <w:sectPr>
       <w:pgSz w:w="11900" w:h="16840"/>

--- a/Digitization project diary.docx
+++ b/Digitization project diary.docx
@@ -1302,28 +1302,8 @@
         <w:rPr>
           <w:lang w:val="en-GB"/>
         </w:rPr>
-        <w:t xml:space="preserve">proved useful, several limitations became apparent. It struggles to reliable distinguish </w:t>
-      </w:r>
-      <w:proofErr w:type="gramStart"/>
-      <w:r>
-        <w:rPr>
-          <w:lang w:val="en-GB"/>
-        </w:rPr>
-        <w:t xml:space="preserve">between </w:t>
-      </w:r>
-      <w:r>
-        <w:rPr>
-          <w:lang w:val="en-GB"/>
-        </w:rPr>
-        <w:t xml:space="preserve"> </w:t>
-      </w:r>
-      <w:r>
-        <w:rPr>
-          <w:lang w:val="en-GB"/>
-        </w:rPr>
-        <w:t>17</w:t>
-      </w:r>
-      <w:proofErr w:type="gramEnd"/>
+        <w:t>proved useful, several limitations became apparent. It struggles to reliable distinguish between 17</w:t>
+      </w:r>
       <w:r>
         <w:rPr>
           <w:vertAlign w:val="superscript"/>
@@ -1417,17 +1397,7 @@
           <w:highlight w:val="white"/>
           <w:lang w:val="en-GB"/>
         </w:rPr>
-        <w:t>ſ</w:t>
-      </w:r>
-      <w:r>
-        <w:rPr>
-          <w:rFonts w:ascii="Times New Roman" w:hAnsi="Times New Roman" w:cs="Times New Roman"/>
-          <w:color w:val="000000"/>
-          <w:kern w:val="0"/>
-          <w:highlight w:val="white"/>
-          <w:lang w:val="en-GB"/>
-        </w:rPr>
-        <w:t xml:space="preserve">) and </w:t>
+        <w:t xml:space="preserve">ſ) and </w:t>
       </w:r>
       <w:r>
         <w:rPr>
@@ -1650,14 +1620,45 @@
     <w:p>
       <w:pPr>
         <w:rPr>
-          <w:lang w:val="en-US"/>
-        </w:rPr>
-      </w:pPr>
-      <w:r>
-        <w:rPr>
+          <w:b/>
+          <w:bCs/>
+          <w:lang w:val="en-US"/>
+        </w:rPr>
+      </w:pPr>
+      <w:r>
+        <w:rPr>
+          <w:b/>
+          <w:bCs/>
           <w:lang w:val="en-US"/>
         </w:rPr>
         <w:t>April 17</w:t>
+      </w:r>
+    </w:p>
+    <w:p>
+      <w:pPr>
+        <w:rPr>
+          <w:lang w:val="en-US"/>
+        </w:rPr>
+      </w:pPr>
+      <w:r>
+        <w:rPr>
+          <w:lang w:val="en-US"/>
+        </w:rPr>
+        <w:t xml:space="preserve">Discussion: Publisher (place </w:t>
+      </w:r>
+      <w:proofErr w:type="gramStart"/>
+      <w:r>
+        <w:rPr>
+          <w:lang w:val="en-US"/>
+        </w:rPr>
+        <w:t>of  reading</w:t>
+      </w:r>
+      <w:proofErr w:type="gramEnd"/>
+      <w:r>
+        <w:rPr>
+          <w:lang w:val="en-US"/>
+        </w:rPr>
+        <w:t xml:space="preserve"> the text or place of printing) Implied place of publishing</w:t>
       </w:r>
     </w:p>
     <w:sectPr>

--- a/Digitization project diary.docx
+++ b/Digitization project diary.docx
@@ -1644,21 +1644,65 @@
         <w:rPr>
           <w:lang w:val="en-US"/>
         </w:rPr>
-        <w:t xml:space="preserve">Discussion: Publisher (place </w:t>
-      </w:r>
-      <w:proofErr w:type="gramStart"/>
-      <w:r>
-        <w:rPr>
-          <w:lang w:val="en-US"/>
-        </w:rPr>
-        <w:t>of  reading</w:t>
-      </w:r>
-      <w:proofErr w:type="gramEnd"/>
-      <w:r>
-        <w:rPr>
-          <w:lang w:val="en-US"/>
-        </w:rPr>
-        <w:t xml:space="preserve"> the text or place of printing) Implied place of publishing</w:t>
+        <w:t>Discussion: Publisher (place of reading the text or place of printing) Implied place of publishing</w:t>
+      </w:r>
+    </w:p>
+    <w:p>
+      <w:pPr>
+        <w:rPr>
+          <w:lang w:val="en-US"/>
+        </w:rPr>
+      </w:pPr>
+    </w:p>
+    <w:p>
+      <w:pPr>
+        <w:rPr>
+          <w:b/>
+          <w:bCs/>
+          <w:lang w:val="en-US"/>
+        </w:rPr>
+      </w:pPr>
+      <w:r>
+        <w:rPr>
+          <w:b/>
+          <w:bCs/>
+          <w:lang w:val="en-US"/>
+        </w:rPr>
+        <w:t>May 5, 8.00-</w:t>
+      </w:r>
+    </w:p>
+    <w:p>
+      <w:pPr>
+        <w:rPr>
+          <w:lang w:val="en-US"/>
+        </w:rPr>
+      </w:pPr>
+      <w:r>
+        <w:rPr>
+          <w:lang w:val="en-US"/>
+        </w:rPr>
+        <w:t xml:space="preserve">Review of TEI code, update to include for example </w:t>
+      </w:r>
+      <w:proofErr w:type="spellStart"/>
+      <w:r>
+        <w:rPr>
+          <w:lang w:val="en-US"/>
+        </w:rPr>
+        <w:t>facsiclie</w:t>
+      </w:r>
+      <w:proofErr w:type="spellEnd"/>
+    </w:p>
+    <w:p>
+      <w:pPr>
+        <w:rPr>
+          <w:lang w:val="en-US"/>
+        </w:rPr>
+      </w:pPr>
+      <w:r>
+        <w:rPr>
+          <w:lang w:val="en-US"/>
+        </w:rPr>
+        <w:t xml:space="preserve">Inconsistencies in spelling of names in  </w:t>
       </w:r>
     </w:p>
     <w:sectPr>

--- a/Digitization project diary.docx
+++ b/Digitization project diary.docx
@@ -1302,92 +1302,133 @@
         <w:rPr>
           <w:lang w:val="en-GB"/>
         </w:rPr>
-        <w:t>proved useful, several limitations became apparent. It struggles to reliable distinguish between 17</w:t>
-      </w:r>
-      <w:r>
-        <w:rPr>
-          <w:vertAlign w:val="superscript"/>
-          <w:lang w:val="en-GB"/>
+        <w:t xml:space="preserve">proved useful, several limitations became apparent. It struggles to reliable distinguish between </w:t>
+      </w:r>
+      <w:r>
+        <w:rPr>
+          <w:lang w:val="en-US"/>
+        </w:rPr>
+        <w:t>17</w:t>
+      </w:r>
+      <w:r>
+        <w:rPr>
+          <w:lang w:val="en-US"/>
+        </w:rPr>
+        <w:t>th</w:t>
+      </w:r>
+      <w:r>
+        <w:rPr>
+          <w:lang w:val="en-US"/>
+        </w:rPr>
+        <w:t xml:space="preserve"> century </w:t>
+      </w:r>
+      <w:r>
+        <w:rPr>
+          <w:lang w:val="en-US"/>
+        </w:rPr>
+        <w:t>å and ä</w:t>
+      </w:r>
+      <w:r>
+        <w:rPr>
+          <w:lang w:val="en-US"/>
+        </w:rPr>
+        <w:t xml:space="preserve">, and frequently confuses </w:t>
+      </w:r>
+      <w:r>
+        <w:rPr>
+          <w:lang w:val="en-US"/>
+        </w:rPr>
+        <w:t xml:space="preserve">f, the long s (ſ) and k. </w:t>
+      </w:r>
+      <w:r>
+        <w:rPr>
+          <w:lang w:val="en-US"/>
+        </w:rPr>
+        <w:t xml:space="preserve">Decorated initials, that can be hard to read for the untrained eye, are commonly misread. Words written </w:t>
+      </w:r>
+      <w:r>
+        <w:rPr>
+          <w:lang w:val="en-US"/>
+        </w:rPr>
+        <w:t xml:space="preserve">in </w:t>
+      </w:r>
+      <w:r>
+        <w:rPr>
+          <w:lang w:val="en-US"/>
+        </w:rPr>
+        <w:t>proximity</w:t>
+      </w:r>
+      <w:r>
+        <w:rPr>
+          <w:lang w:val="en-US"/>
+        </w:rPr>
+        <w:t xml:space="preserve"> tend to merge incorrectly. </w:t>
+      </w:r>
+      <w:r>
+        <w:rPr>
+          <w:lang w:val="en-US"/>
         </w:rPr>
         <w:t xml:space="preserve"> </w:t>
       </w:r>
-      <w:proofErr w:type="spellStart"/>
-      <w:r>
-        <w:rPr>
-          <w:lang w:val="en-GB"/>
-        </w:rPr>
-        <w:t>th</w:t>
-      </w:r>
-      <w:proofErr w:type="spellEnd"/>
-      <w:r>
-        <w:rPr>
-          <w:lang w:val="en-GB"/>
-        </w:rPr>
-        <w:t xml:space="preserve"> century</w:t>
-      </w:r>
-      <w:r>
-        <w:rPr>
-          <w:i/>
-          <w:iCs/>
-          <w:lang w:val="en-GB"/>
-        </w:rPr>
-        <w:t xml:space="preserve"> </w:t>
-      </w:r>
-      <w:r>
-        <w:rPr>
-          <w:i/>
-          <w:iCs/>
-          <w:lang w:val="en-GB"/>
-        </w:rPr>
-        <w:t>å</w:t>
-      </w:r>
-      <w:r>
-        <w:rPr>
-          <w:lang w:val="en-GB"/>
-        </w:rPr>
-        <w:t xml:space="preserve"> and </w:t>
-      </w:r>
-      <w:r>
-        <w:rPr>
-          <w:i/>
-          <w:iCs/>
-          <w:lang w:val="en-GB"/>
-        </w:rPr>
-        <w:t>ä</w:t>
-      </w:r>
-      <w:r>
-        <w:rPr>
-          <w:lang w:val="en-GB"/>
-        </w:rPr>
-        <w:t xml:space="preserve">, and frequently confuses </w:t>
-      </w:r>
-      <w:r>
-        <w:rPr>
-          <w:i/>
-          <w:iCs/>
-          <w:lang w:val="en-GB"/>
-        </w:rPr>
-        <w:t>f</w:t>
-      </w:r>
-      <w:r>
-        <w:rPr>
-          <w:lang w:val="en-GB"/>
-        </w:rPr>
-        <w:t>, the long</w:t>
-      </w:r>
-      <w:r>
-        <w:rPr>
-          <w:i/>
-          <w:iCs/>
-          <w:lang w:val="en-GB"/>
-        </w:rPr>
-        <w:t xml:space="preserve"> s</w:t>
-      </w:r>
-      <w:r>
-        <w:rPr>
-          <w:lang w:val="en-GB"/>
-        </w:rPr>
-        <w:t xml:space="preserve"> (</w:t>
+      <w:r>
+        <w:rPr>
+          <w:lang w:val="en-US"/>
+        </w:rPr>
+        <w:t xml:space="preserve">There are also further </w:t>
+      </w:r>
+      <w:r>
+        <w:rPr>
+          <w:lang w:val="en-US"/>
+        </w:rPr>
+        <w:t xml:space="preserve">discussions </w:t>
+      </w:r>
+      <w:r>
+        <w:rPr>
+          <w:lang w:val="en-US"/>
+        </w:rPr>
+        <w:t xml:space="preserve">on what </w:t>
+      </w:r>
+      <w:r>
+        <w:rPr>
+          <w:lang w:val="en-US"/>
+        </w:rPr>
+        <w:t>should be</w:t>
+      </w:r>
+      <w:r>
+        <w:rPr>
+          <w:lang w:val="en-US"/>
+        </w:rPr>
+        <w:t xml:space="preserve"> include</w:t>
+      </w:r>
+      <w:r>
+        <w:rPr>
+          <w:lang w:val="en-US"/>
+        </w:rPr>
+        <w:t>d</w:t>
+      </w:r>
+      <w:r>
+        <w:rPr>
+          <w:lang w:val="en-US"/>
+        </w:rPr>
+        <w:t xml:space="preserve"> in the </w:t>
+      </w:r>
+      <w:r>
+        <w:rPr>
+          <w:lang w:val="en-US"/>
+        </w:rPr>
+        <w:t xml:space="preserve">TEI </w:t>
+      </w:r>
+      <w:r>
+        <w:rPr>
+          <w:lang w:val="en-US"/>
+        </w:rPr>
+        <w:t>Editorial Notes</w:t>
+      </w:r>
+      <w:r>
+        <w:rPr>
+          <w:lang w:val="en-US"/>
+        </w:rPr>
+        <w:t>.</w:t>
       </w:r>
       <w:r>
         <w:rPr>
@@ -1395,219 +1436,114 @@
           <w:color w:val="000000"/>
           <w:kern w:val="0"/>
           <w:highlight w:val="white"/>
-          <w:lang w:val="en-GB"/>
-        </w:rPr>
-        <w:t xml:space="preserve">ſ) and </w:t>
-      </w:r>
-      <w:r>
-        <w:rPr>
-          <w:rFonts w:ascii="Times New Roman" w:hAnsi="Times New Roman" w:cs="Times New Roman"/>
+        </w:rPr>
+        <w:t xml:space="preserve"> </w:t>
+      </w:r>
+    </w:p>
+    <w:p>
+      <w:pPr>
+        <w:rPr>
+          <w:lang w:val="en-US"/>
+        </w:rPr>
+      </w:pPr>
+    </w:p>
+    <w:p>
+      <w:pPr>
+        <w:rPr>
+          <w:b/>
+          <w:bCs/>
+          <w:lang w:val="en-US"/>
+        </w:rPr>
+      </w:pPr>
+      <w:r>
+        <w:rPr>
+          <w:b/>
+          <w:bCs/>
+          <w:lang w:val="en-US"/>
+        </w:rPr>
+        <w:t>April 17</w:t>
+      </w:r>
+    </w:p>
+    <w:p>
+      <w:pPr>
+        <w:rPr>
+          <w:lang w:val="en-US"/>
+        </w:rPr>
+      </w:pPr>
+      <w:r>
+        <w:rPr>
+          <w:lang w:val="en-US"/>
+        </w:rPr>
+        <w:t xml:space="preserve">(Cecilia, Clara, Johanna) </w:t>
+      </w:r>
+    </w:p>
+    <w:p>
+      <w:pPr>
+        <w:rPr>
+          <w:lang w:val="en-US"/>
+        </w:rPr>
+      </w:pPr>
+      <w:r>
+        <w:rPr>
+          <w:lang w:val="en-US"/>
+        </w:rPr>
+        <w:t>We review, compare and make the coding consistent in all three (four documents)</w:t>
+      </w:r>
+      <w:r>
+        <w:rPr>
           <w:i/>
           <w:iCs/>
-          <w:color w:val="000000"/>
-          <w:kern w:val="0"/>
-          <w:highlight w:val="white"/>
-          <w:lang w:val="en-GB"/>
-        </w:rPr>
-        <w:t>k</w:t>
-      </w:r>
-      <w:r>
-        <w:rPr>
-          <w:rFonts w:ascii="Times New Roman" w:hAnsi="Times New Roman" w:cs="Times New Roman"/>
-          <w:color w:val="000000"/>
-          <w:kern w:val="0"/>
-          <w:highlight w:val="white"/>
-          <w:lang w:val="en-GB"/>
+          <w:lang w:val="en-US"/>
         </w:rPr>
         <w:t xml:space="preserve">. </w:t>
       </w:r>
       <w:r>
         <w:rPr>
-          <w:rFonts w:ascii="Times New Roman" w:hAnsi="Times New Roman" w:cs="Times New Roman"/>
-          <w:color w:val="000000"/>
-          <w:kern w:val="0"/>
-          <w:highlight w:val="white"/>
-          <w:lang w:val="en-GB"/>
-        </w:rPr>
-        <w:t xml:space="preserve">Decorated initials, that can be hard to read for the untrained eye, are </w:t>
-      </w:r>
-      <w:r>
-        <w:rPr>
-          <w:rFonts w:ascii="Times New Roman" w:hAnsi="Times New Roman" w:cs="Times New Roman"/>
-          <w:color w:val="000000"/>
-          <w:kern w:val="0"/>
-          <w:highlight w:val="white"/>
-          <w:lang w:val="en-GB"/>
-        </w:rPr>
-        <w:t xml:space="preserve">commonly misread. </w:t>
-      </w:r>
-      <w:r>
-        <w:rPr>
-          <w:rFonts w:ascii="Times New Roman" w:hAnsi="Times New Roman" w:cs="Times New Roman"/>
-          <w:color w:val="000000"/>
-          <w:kern w:val="0"/>
-          <w:highlight w:val="white"/>
-          <w:lang w:val="en-GB"/>
-        </w:rPr>
-        <w:t xml:space="preserve">Words written </w:t>
-      </w:r>
-      <w:r>
-        <w:rPr>
-          <w:rFonts w:ascii="Times New Roman" w:hAnsi="Times New Roman" w:cs="Times New Roman"/>
-          <w:color w:val="000000"/>
-          <w:kern w:val="0"/>
-          <w:highlight w:val="white"/>
-          <w:lang w:val="en-GB"/>
-        </w:rPr>
-        <w:t xml:space="preserve">in </w:t>
-      </w:r>
-      <w:proofErr w:type="gramStart"/>
-      <w:r>
-        <w:rPr>
-          <w:rFonts w:ascii="Times New Roman" w:hAnsi="Times New Roman" w:cs="Times New Roman"/>
-          <w:color w:val="000000"/>
-          <w:kern w:val="0"/>
-          <w:highlight w:val="white"/>
-          <w:lang w:val="en-GB"/>
-        </w:rPr>
-        <w:t>close proximity</w:t>
-      </w:r>
-      <w:proofErr w:type="gramEnd"/>
-      <w:r>
-        <w:rPr>
-          <w:rFonts w:ascii="Times New Roman" w:hAnsi="Times New Roman" w:cs="Times New Roman"/>
-          <w:color w:val="000000"/>
-          <w:kern w:val="0"/>
-          <w:highlight w:val="white"/>
-          <w:lang w:val="en-GB"/>
-        </w:rPr>
-        <w:t xml:space="preserve"> tend to merge incorrectly. </w:t>
-      </w:r>
-      <w:r>
-        <w:rPr>
-          <w:rFonts w:ascii="Times New Roman" w:hAnsi="Times New Roman" w:cs="Times New Roman"/>
-          <w:color w:val="000000"/>
-          <w:kern w:val="0"/>
-          <w:highlight w:val="white"/>
-          <w:lang w:val="en-GB"/>
+          <w:lang w:val="en-US"/>
+        </w:rPr>
+        <w:t>There’s a discussion on whether</w:t>
+      </w:r>
+      <w:r>
+        <w:rPr>
+          <w:lang w:val="en-US"/>
         </w:rPr>
         <w:t xml:space="preserve"> </w:t>
       </w:r>
-    </w:p>
-    <w:p>
-      <w:pPr>
-        <w:shd w:val="clear" w:color="auto" w:fill="FFFFFF"/>
-        <w:autoSpaceDE w:val="0"/>
-        <w:autoSpaceDN w:val="0"/>
-        <w:adjustRightInd w:val="0"/>
-        <w:rPr>
-          <w:rFonts w:ascii="Times New Roman" w:hAnsi="Times New Roman" w:cs="Times New Roman"/>
-          <w:color w:val="000000"/>
-          <w:kern w:val="0"/>
-          <w:highlight w:val="white"/>
-        </w:rPr>
-      </w:pPr>
-    </w:p>
-    <w:p>
-      <w:pPr>
-        <w:shd w:val="clear" w:color="auto" w:fill="FFFFFF"/>
-        <w:autoSpaceDE w:val="0"/>
-        <w:autoSpaceDN w:val="0"/>
-        <w:adjustRightInd w:val="0"/>
-        <w:rPr>
-          <w:rFonts w:ascii="Times New Roman" w:hAnsi="Times New Roman" w:cs="Times New Roman"/>
-          <w:kern w:val="0"/>
-          <w:highlight w:val="white"/>
-        </w:rPr>
-      </w:pPr>
-      <w:proofErr w:type="spellStart"/>
-      <w:r>
-        <w:rPr>
-          <w:rFonts w:ascii="Times New Roman" w:hAnsi="Times New Roman" w:cs="Times New Roman"/>
-          <w:color w:val="000000"/>
-          <w:kern w:val="0"/>
-          <w:highlight w:val="white"/>
-        </w:rPr>
-        <w:t>Discussions</w:t>
-      </w:r>
-      <w:proofErr w:type="spellEnd"/>
-      <w:r>
-        <w:rPr>
-          <w:rFonts w:ascii="Times New Roman" w:hAnsi="Times New Roman" w:cs="Times New Roman"/>
-          <w:color w:val="000000"/>
-          <w:kern w:val="0"/>
-          <w:highlight w:val="white"/>
-        </w:rPr>
-        <w:t xml:space="preserve"> </w:t>
-      </w:r>
-      <w:proofErr w:type="spellStart"/>
-      <w:r>
-        <w:rPr>
-          <w:rFonts w:ascii="Times New Roman" w:hAnsi="Times New Roman" w:cs="Times New Roman"/>
-          <w:color w:val="000000"/>
-          <w:kern w:val="0"/>
-          <w:highlight w:val="white"/>
-        </w:rPr>
-        <w:t>of</w:t>
-      </w:r>
-      <w:proofErr w:type="spellEnd"/>
-      <w:r>
-        <w:rPr>
-          <w:rFonts w:ascii="Times New Roman" w:hAnsi="Times New Roman" w:cs="Times New Roman"/>
-          <w:color w:val="000000"/>
-          <w:kern w:val="0"/>
-          <w:highlight w:val="white"/>
-        </w:rPr>
-        <w:t xml:space="preserve"> </w:t>
-      </w:r>
-      <w:proofErr w:type="spellStart"/>
-      <w:r>
-        <w:rPr>
-          <w:rFonts w:ascii="Times New Roman" w:hAnsi="Times New Roman" w:cs="Times New Roman"/>
-          <w:color w:val="000000"/>
-          <w:kern w:val="0"/>
-          <w:highlight w:val="white"/>
-        </w:rPr>
-        <w:t>TEI</w:t>
-      </w:r>
-      <w:proofErr w:type="spellEnd"/>
-      <w:r>
-        <w:rPr>
-          <w:rFonts w:ascii="Times New Roman" w:hAnsi="Times New Roman" w:cs="Times New Roman"/>
-          <w:color w:val="000000"/>
-          <w:kern w:val="0"/>
-          <w:highlight w:val="white"/>
-        </w:rPr>
-        <w:t xml:space="preserve"> </w:t>
-      </w:r>
-      <w:proofErr w:type="spellStart"/>
-      <w:r>
-        <w:rPr>
-          <w:rFonts w:ascii="Times New Roman" w:hAnsi="Times New Roman" w:cs="Times New Roman"/>
-          <w:color w:val="000000"/>
-          <w:kern w:val="0"/>
-          <w:highlight w:val="white"/>
-        </w:rPr>
-        <w:t>Editorial</w:t>
-      </w:r>
-      <w:proofErr w:type="spellEnd"/>
-      <w:r>
-        <w:rPr>
-          <w:rFonts w:ascii="Times New Roman" w:hAnsi="Times New Roman" w:cs="Times New Roman"/>
-          <w:color w:val="000000"/>
-          <w:kern w:val="0"/>
-          <w:highlight w:val="white"/>
-        </w:rPr>
-        <w:t xml:space="preserve"> Notes</w:t>
-      </w:r>
-      <w:r>
-        <w:rPr>
-          <w:rFonts w:ascii="Times New Roman" w:hAnsi="Times New Roman" w:cs="Times New Roman"/>
-          <w:color w:val="000000"/>
-          <w:kern w:val="0"/>
-          <w:highlight w:val="white"/>
-        </w:rPr>
-        <w:t xml:space="preserve"> </w:t>
+      <w:r>
+        <w:rPr>
+          <w:lang w:val="en-US"/>
+        </w:rPr>
+        <w:t>“</w:t>
+      </w:r>
+      <w:r>
+        <w:rPr>
+          <w:lang w:val="en-US"/>
+        </w:rPr>
+        <w:t>Publisher</w:t>
+      </w:r>
+      <w:r>
+        <w:rPr>
+          <w:lang w:val="en-US"/>
+        </w:rPr>
+        <w:t xml:space="preserve">” </w:t>
+      </w:r>
+      <w:r>
+        <w:rPr>
+          <w:lang w:val="en-US"/>
+        </w:rPr>
+        <w:t xml:space="preserve">that implies place of printing also could imply </w:t>
+      </w:r>
+      <w:r>
+        <w:rPr>
+          <w:lang w:val="en-US"/>
+        </w:rPr>
+        <w:t xml:space="preserve">place of reading the text </w:t>
+      </w:r>
+      <w:r>
+        <w:rPr>
+          <w:lang w:val="en-US"/>
+        </w:rPr>
+        <w:t>for the first time (prior to printing it).</w:t>
       </w:r>
     </w:p>
     <w:p>
@@ -1631,78 +1567,460 @@
           <w:bCs/>
           <w:lang w:val="en-US"/>
         </w:rPr>
-        <w:t>April 17</w:t>
-      </w:r>
-    </w:p>
-    <w:p>
-      <w:pPr>
-        <w:rPr>
-          <w:lang w:val="en-US"/>
-        </w:rPr>
-      </w:pPr>
-      <w:r>
-        <w:rPr>
-          <w:lang w:val="en-US"/>
-        </w:rPr>
-        <w:t>Discussion: Publisher (place of reading the text or place of printing) Implied place of publishing</w:t>
-      </w:r>
-    </w:p>
-    <w:p>
-      <w:pPr>
-        <w:rPr>
-          <w:lang w:val="en-US"/>
-        </w:rPr>
-      </w:pPr>
-    </w:p>
-    <w:p>
-      <w:pPr>
+        <w:t>May 5, 8.00-</w:t>
+      </w:r>
+      <w:r>
         <w:rPr>
           <w:b/>
           <w:bCs/>
           <w:lang w:val="en-US"/>
         </w:rPr>
-      </w:pPr>
-      <w:r>
-        <w:rPr>
-          <w:b/>
-          <w:bCs/>
-          <w:lang w:val="en-US"/>
-        </w:rPr>
-        <w:t>May 5, 8.00-</w:t>
-      </w:r>
-    </w:p>
-    <w:p>
-      <w:pPr>
-        <w:rPr>
-          <w:lang w:val="en-US"/>
-        </w:rPr>
-      </w:pPr>
-      <w:r>
-        <w:rPr>
-          <w:lang w:val="en-US"/>
-        </w:rPr>
-        <w:t xml:space="preserve">Review of TEI code, update to include for example </w:t>
+        <w:t>14.00</w:t>
+      </w:r>
+    </w:p>
+    <w:p>
+      <w:pPr>
+        <w:rPr>
+          <w:lang w:val="en-US"/>
+        </w:rPr>
+      </w:pPr>
+      <w:r>
+        <w:rPr>
+          <w:lang w:val="en-US"/>
+        </w:rPr>
+        <w:t>(Cecilia, Clara, Johanna)</w:t>
+      </w:r>
+    </w:p>
+    <w:p>
+      <w:pPr>
+        <w:rPr>
+          <w:lang w:val="en-US"/>
+        </w:rPr>
+      </w:pPr>
+      <w:r>
+        <w:rPr>
+          <w:lang w:val="en-US"/>
+        </w:rPr>
+        <w:t>Review of TEI code</w:t>
+      </w:r>
+      <w:r>
+        <w:rPr>
+          <w:lang w:val="en-US"/>
+        </w:rPr>
+        <w:t xml:space="preserve"> and inclusion of codes to facilitate transformation to </w:t>
+      </w:r>
+      <w:r>
+        <w:rPr>
+          <w:lang w:val="en-US"/>
+        </w:rPr>
+        <w:t>HTML</w:t>
+      </w:r>
+      <w:r>
+        <w:rPr>
+          <w:lang w:val="en-US"/>
+        </w:rPr>
+        <w:t xml:space="preserve">, for </w:t>
+      </w:r>
+      <w:r>
+        <w:rPr>
+          <w:lang w:val="en-US"/>
+        </w:rPr>
+        <w:t xml:space="preserve">example </w:t>
+      </w:r>
+      <w:r>
+        <w:rPr>
+          <w:lang w:val="en-US"/>
+        </w:rPr>
+        <w:t>“</w:t>
+      </w:r>
+      <w:r>
+        <w:rPr>
+          <w:lang w:val="en-US"/>
+        </w:rPr>
+        <w:t>facsi</w:t>
+      </w:r>
+      <w:r>
+        <w:rPr>
+          <w:lang w:val="en-US"/>
+        </w:rPr>
+        <w:t>m</w:t>
+      </w:r>
+      <w:r>
+        <w:rPr>
+          <w:lang w:val="en-US"/>
+        </w:rPr>
+        <w:t>i</w:t>
+      </w:r>
+      <w:r>
+        <w:rPr>
+          <w:lang w:val="en-US"/>
+        </w:rPr>
+        <w:t>l</w:t>
+      </w:r>
+      <w:r>
+        <w:rPr>
+          <w:lang w:val="en-US"/>
+        </w:rPr>
+        <w:t>e</w:t>
+      </w:r>
+      <w:r>
+        <w:rPr>
+          <w:lang w:val="en-US"/>
+        </w:rPr>
+        <w:t>”</w:t>
+      </w:r>
+      <w:r>
+        <w:rPr>
+          <w:lang w:val="en-US"/>
+        </w:rPr>
+        <w:t xml:space="preserve">. Discussion on web layout and structure. We decide </w:t>
+      </w:r>
+      <w:r>
+        <w:rPr>
+          <w:lang w:val="en-US"/>
+        </w:rPr>
+        <w:t xml:space="preserve">on </w:t>
+      </w:r>
+      <w:r>
+        <w:rPr>
+          <w:lang w:val="en-US"/>
+        </w:rPr>
+        <w:t xml:space="preserve">a </w:t>
+      </w:r>
+      <w:r>
+        <w:rPr>
+          <w:lang w:val="en-US"/>
+        </w:rPr>
+        <w:t>color</w:t>
+      </w:r>
+      <w:r>
+        <w:rPr>
+          <w:lang w:val="en-US"/>
+        </w:rPr>
+        <w:t xml:space="preserve"> scheme, </w:t>
+      </w:r>
+      <w:r>
+        <w:rPr>
+          <w:lang w:val="en-US"/>
+        </w:rPr>
+        <w:t xml:space="preserve">basic layout and </w:t>
+      </w:r>
+      <w:r>
+        <w:rPr>
+          <w:lang w:val="en-US"/>
+        </w:rPr>
+        <w:t xml:space="preserve">to include illustrations (from the printed </w:t>
+      </w:r>
+      <w:r>
+        <w:rPr>
+          <w:lang w:val="en-US"/>
+        </w:rPr>
+        <w:t>documents</w:t>
+      </w:r>
+      <w:r>
+        <w:rPr>
+          <w:lang w:val="en-US"/>
+        </w:rPr>
+        <w:t>)</w:t>
+      </w:r>
+      <w:r>
+        <w:rPr>
+          <w:lang w:val="en-US"/>
+        </w:rPr>
+        <w:t xml:space="preserve"> as a decorative element on the start page. A short introductory text to the website is produced. </w:t>
+      </w:r>
+    </w:p>
+    <w:p>
+      <w:pPr>
+        <w:rPr>
+          <w:lang w:val="en-US"/>
+        </w:rPr>
+      </w:pPr>
+    </w:p>
+    <w:p>
+      <w:pPr>
+        <w:rPr>
+          <w:lang w:val="en-US"/>
+        </w:rPr>
+      </w:pPr>
+      <w:r>
+        <w:rPr>
+          <w:lang w:val="en-US"/>
+        </w:rPr>
+        <w:t xml:space="preserve">There are </w:t>
+      </w:r>
+      <w:r>
+        <w:rPr>
+          <w:lang w:val="en-US"/>
+        </w:rPr>
+        <w:t>inconsistencies</w:t>
+      </w:r>
+      <w:r>
+        <w:rPr>
+          <w:lang w:val="en-US"/>
+        </w:rPr>
+        <w:t xml:space="preserve"> in spelling of names </w:t>
+      </w:r>
+      <w:r>
+        <w:rPr>
+          <w:lang w:val="en-US"/>
+        </w:rPr>
+        <w:t>across</w:t>
+      </w:r>
+      <w:r>
+        <w:rPr>
+          <w:lang w:val="en-US"/>
+        </w:rPr>
+        <w:t xml:space="preserve"> </w:t>
+      </w:r>
+      <w:r>
+        <w:rPr>
+          <w:lang w:val="en-US"/>
+        </w:rPr>
+        <w:t>different types of sources. For example</w:t>
+      </w:r>
+      <w:r>
+        <w:rPr>
+          <w:lang w:val="en-US"/>
+        </w:rPr>
+        <w:t xml:space="preserve">, </w:t>
+      </w:r>
+      <w:r>
+        <w:rPr>
+          <w:lang w:val="en-US"/>
+        </w:rPr>
+        <w:t xml:space="preserve">Gunborg </w:t>
       </w:r>
       <w:proofErr w:type="spellStart"/>
       <w:r>
         <w:rPr>
           <w:lang w:val="en-US"/>
         </w:rPr>
-        <w:t>facsiclie</w:t>
+        <w:t>Kinnmund</w:t>
       </w:r>
       <w:proofErr w:type="spellEnd"/>
-    </w:p>
-    <w:p>
-      <w:pPr>
-        <w:rPr>
-          <w:lang w:val="en-US"/>
-        </w:rPr>
-      </w:pPr>
-      <w:r>
-        <w:rPr>
-          <w:lang w:val="en-US"/>
-        </w:rPr>
-        <w:t xml:space="preserve">Inconsistencies in spelling of names in  </w:t>
+      <w:r>
+        <w:rPr>
+          <w:lang w:val="en-US"/>
+        </w:rPr>
+        <w:t xml:space="preserve"> </w:t>
+      </w:r>
+      <w:r>
+        <w:rPr>
+          <w:lang w:val="en-US"/>
+        </w:rPr>
+        <w:t xml:space="preserve">and Gunborg </w:t>
+      </w:r>
+      <w:proofErr w:type="spellStart"/>
+      <w:r>
+        <w:rPr>
+          <w:lang w:val="en-US"/>
+        </w:rPr>
+        <w:t>Kinninmundt</w:t>
+      </w:r>
+      <w:proofErr w:type="spellEnd"/>
+      <w:r>
+        <w:rPr>
+          <w:lang w:val="en-US"/>
+        </w:rPr>
+        <w:t xml:space="preserve">. Sine </w:t>
+      </w:r>
+      <w:r>
+        <w:rPr>
+          <w:lang w:val="en-US"/>
+        </w:rPr>
+        <w:t>the spelling</w:t>
+      </w:r>
+      <w:r>
+        <w:rPr>
+          <w:lang w:val="en-US"/>
+        </w:rPr>
+        <w:t xml:space="preserve"> of the</w:t>
+      </w:r>
+      <w:r>
+        <w:rPr>
+          <w:lang w:val="en-US"/>
+        </w:rPr>
+        <w:t xml:space="preserve"> S</w:t>
+      </w:r>
+      <w:r>
+        <w:rPr>
+          <w:lang w:val="en-US"/>
+        </w:rPr>
+        <w:t xml:space="preserve">wedish </w:t>
+      </w:r>
+      <w:r>
+        <w:rPr>
+          <w:lang w:val="en-US"/>
+        </w:rPr>
+        <w:t>language</w:t>
+      </w:r>
+      <w:r>
+        <w:rPr>
+          <w:lang w:val="en-US"/>
+        </w:rPr>
+        <w:t xml:space="preserve"> </w:t>
+      </w:r>
+      <w:r>
+        <w:rPr>
+          <w:lang w:val="en-US"/>
+        </w:rPr>
+        <w:t>w</w:t>
+      </w:r>
+      <w:r>
+        <w:rPr>
+          <w:lang w:val="en-US"/>
+        </w:rPr>
+        <w:t>as not</w:t>
+      </w:r>
+      <w:r>
+        <w:rPr>
+          <w:lang w:val="en-US"/>
+        </w:rPr>
+        <w:t xml:space="preserve"> standardized in the</w:t>
+      </w:r>
+      <w:r>
+        <w:rPr>
+          <w:lang w:val="en-US"/>
+        </w:rPr>
+        <w:t xml:space="preserve"> </w:t>
+      </w:r>
+      <w:r>
+        <w:rPr>
+          <w:lang w:val="en-US"/>
+        </w:rPr>
+        <w:t>seventeenth century</w:t>
+      </w:r>
+      <w:r>
+        <w:rPr>
+          <w:lang w:val="en-US"/>
+        </w:rPr>
+        <w:t xml:space="preserve">, </w:t>
+      </w:r>
+      <w:r>
+        <w:rPr>
+          <w:lang w:val="en-US"/>
+        </w:rPr>
+        <w:t>preserve</w:t>
+      </w:r>
+      <w:r>
+        <w:rPr>
+          <w:lang w:val="en-US"/>
+        </w:rPr>
+        <w:t xml:space="preserve"> </w:t>
+      </w:r>
+      <w:r>
+        <w:rPr>
+          <w:lang w:val="en-US"/>
+        </w:rPr>
+        <w:t>theses inconsistencies</w:t>
+      </w:r>
+      <w:r>
+        <w:rPr>
+          <w:lang w:val="en-US"/>
+        </w:rPr>
+        <w:t xml:space="preserve"> as th</w:t>
+      </w:r>
+      <w:r>
+        <w:rPr>
+          <w:lang w:val="en-US"/>
+        </w:rPr>
+        <w:t xml:space="preserve">ey appear in the original sources. </w:t>
+      </w:r>
+    </w:p>
+    <w:p>
+      <w:pPr>
+        <w:rPr>
+          <w:lang w:val="en-US"/>
+        </w:rPr>
+      </w:pPr>
+    </w:p>
+    <w:p>
+      <w:pPr>
+        <w:rPr>
+          <w:lang w:val="en-US"/>
+        </w:rPr>
+      </w:pPr>
+      <w:r>
+        <w:rPr>
+          <w:lang w:val="en-US"/>
+        </w:rPr>
+        <w:t xml:space="preserve">During this work meeting we also clean </w:t>
+      </w:r>
+      <w:r>
+        <w:rPr>
+          <w:lang w:val="en-US"/>
+        </w:rPr>
+        <w:t xml:space="preserve">up </w:t>
+      </w:r>
+      <w:r>
+        <w:rPr>
+          <w:lang w:val="en-US"/>
+        </w:rPr>
+        <w:t>our</w:t>
+      </w:r>
+      <w:r>
+        <w:rPr>
+          <w:lang w:val="en-US"/>
+        </w:rPr>
+        <w:t xml:space="preserve"> local folders and </w:t>
+      </w:r>
+      <w:r>
+        <w:rPr>
+          <w:lang w:val="en-US"/>
+        </w:rPr>
+        <w:t>remove image</w:t>
+      </w:r>
+      <w:r>
+        <w:rPr>
+          <w:lang w:val="en-US"/>
+        </w:rPr>
+        <w:t xml:space="preserve"> files </w:t>
+      </w:r>
+      <w:r>
+        <w:rPr>
+          <w:lang w:val="en-US"/>
+        </w:rPr>
+        <w:t xml:space="preserve">and documents </w:t>
+      </w:r>
+      <w:r>
+        <w:rPr>
+          <w:lang w:val="en-US"/>
+        </w:rPr>
+        <w:t xml:space="preserve">no longer </w:t>
+      </w:r>
+      <w:r>
+        <w:rPr>
+          <w:lang w:val="en-US"/>
+        </w:rPr>
+        <w:t xml:space="preserve">in </w:t>
+      </w:r>
+      <w:r>
+        <w:rPr>
+          <w:lang w:val="en-US"/>
+        </w:rPr>
+        <w:t xml:space="preserve">used. </w:t>
+      </w:r>
+    </w:p>
+    <w:p>
+      <w:pPr>
+        <w:rPr>
+          <w:lang w:val="en-US"/>
+        </w:rPr>
+      </w:pPr>
+    </w:p>
+    <w:p>
+      <w:pPr>
+        <w:rPr>
+          <w:lang w:val="en-US"/>
+        </w:rPr>
+      </w:pPr>
+      <w:r>
+        <w:rPr>
+          <w:lang w:val="en-US"/>
+        </w:rPr>
+        <w:lastRenderedPageBreak/>
+        <w:t>Next step: Proofreading and fix a problem in the TEI coding where two Headlines appear on the same pace. Johanna finds a solution and implements final markup of the presentation site.</w:t>
       </w:r>
     </w:p>
     <w:sectPr>

--- a/Digitization project diary.docx
+++ b/Digitization project diary.docx
@@ -1759,6 +1759,12 @@
         <w:rPr>
           <w:lang w:val="en-US"/>
         </w:rPr>
+        <w:t xml:space="preserve"> (variations)</w:t>
+      </w:r>
+      <w:r>
+        <w:rPr>
+          <w:lang w:val="en-US"/>
+        </w:rPr>
         <w:t xml:space="preserve"> in spelling of names </w:t>
       </w:r>
       <w:r>
@@ -2022,6 +2028,1072 @@
         <w:lastRenderedPageBreak/>
         <w:t>Next step: Proofreading and fix a problem in the TEI coding where two Headlines appear on the same pace. Johanna finds a solution and implements final markup of the presentation site.</w:t>
       </w:r>
+    </w:p>
+    <w:p>
+      <w:pPr>
+        <w:rPr>
+          <w:lang w:val="en-US"/>
+        </w:rPr>
+      </w:pPr>
+    </w:p>
+    <w:p>
+      <w:pPr>
+        <w:rPr>
+          <w:lang w:val="en-US"/>
+        </w:rPr>
+      </w:pPr>
+    </w:p>
+    <w:p>
+      <w:pPr>
+        <w:rPr>
+          <w:lang w:val="en-US"/>
+        </w:rPr>
+      </w:pPr>
+    </w:p>
+    <w:p>
+      <w:pPr>
+        <w:rPr>
+          <w:lang w:val="en-US"/>
+        </w:rPr>
+      </w:pPr>
+      <w:proofErr w:type="spellStart"/>
+      <w:r>
+        <w:rPr>
+          <w:lang w:val="en-US"/>
+        </w:rPr>
+        <w:t>R</w:t>
+      </w:r>
+      <w:r>
+        <w:rPr>
+          <w:lang w:val="en-US"/>
+        </w:rPr>
+        <w:t>a</w:t>
+      </w:r>
+      <w:r>
+        <w:rPr>
+          <w:lang w:val="en-US"/>
+        </w:rPr>
+        <w:t>pporten</w:t>
+      </w:r>
+      <w:proofErr w:type="spellEnd"/>
+      <w:r>
+        <w:rPr>
+          <w:lang w:val="en-US"/>
+        </w:rPr>
+        <w:t xml:space="preserve"> ska </w:t>
+      </w:r>
+      <w:proofErr w:type="spellStart"/>
+      <w:r>
+        <w:rPr>
+          <w:lang w:val="en-US"/>
+        </w:rPr>
+        <w:t>innehålla</w:t>
+      </w:r>
+      <w:proofErr w:type="spellEnd"/>
+      <w:r>
+        <w:rPr>
+          <w:lang w:val="en-US"/>
+        </w:rPr>
+        <w:t>:</w:t>
+      </w:r>
+    </w:p>
+    <w:p>
+      <w:pPr>
+        <w:numPr>
+          <w:ilvl w:val="0"/>
+          <w:numId w:val="1"/>
+        </w:numPr>
+        <w:shd w:val="clear" w:color="auto" w:fill="FFFFFF"/>
+        <w:tabs>
+          <w:tab w:val="num" w:pos="-15"/>
+        </w:tabs>
+        <w:spacing w:before="100" w:beforeAutospacing="1" w:after="100" w:afterAutospacing="1"/>
+        <w:ind w:left="360"/>
+        <w:rPr>
+          <w:rFonts w:ascii="Lato" w:eastAsia="Times New Roman" w:hAnsi="Lato" w:cs="Times New Roman"/>
+          <w:b/>
+          <w:bCs/>
+          <w:color w:val="273540"/>
+          <w:kern w:val="0"/>
+          <w:lang w:eastAsia="sv-SE"/>
+          <w14:ligatures w14:val="none"/>
+        </w:rPr>
+      </w:pPr>
+      <w:r>
+        <w:rPr>
+          <w:rFonts w:ascii="Lato" w:eastAsia="Times New Roman" w:hAnsi="Lato" w:cs="Times New Roman"/>
+          <w:b/>
+          <w:bCs/>
+          <w:color w:val="273540"/>
+          <w:kern w:val="0"/>
+          <w:lang w:eastAsia="sv-SE"/>
+          <w14:ligatures w14:val="none"/>
+        </w:rPr>
+        <w:t>En grundlig dokumentation av det metodiska arbete gruppen har utfört och de åtgärder som vidtagits (cirka 1/3 av rapporten, kom ihåg att detaljerad teknisk dokumentation kan placeras i en bilaga som inte ingår i ordantalet). Glöm inte frågan om hur långsiktigt bevarande kan säkras.</w:t>
+      </w:r>
+    </w:p>
+    <w:p>
+      <w:pPr>
+        <w:shd w:val="clear" w:color="auto" w:fill="FFFFFF"/>
+        <w:spacing w:before="100" w:beforeAutospacing="1" w:after="100" w:afterAutospacing="1"/>
+        <w:rPr>
+          <w:rFonts w:ascii="Lato" w:eastAsia="Times New Roman" w:hAnsi="Lato" w:cs="Times New Roman"/>
+          <w:color w:val="273540"/>
+          <w:kern w:val="0"/>
+          <w:lang w:eastAsia="sv-SE"/>
+          <w14:ligatures w14:val="none"/>
+        </w:rPr>
+      </w:pPr>
+      <w:r>
+        <w:rPr>
+          <w:rFonts w:ascii="Lato" w:eastAsia="Times New Roman" w:hAnsi="Lato" w:cs="Times New Roman"/>
+          <w:color w:val="273540"/>
+          <w:kern w:val="0"/>
+          <w:lang w:eastAsia="sv-SE"/>
+          <w14:ligatures w14:val="none"/>
+        </w:rPr>
+        <w:t>Har påbörjats här ovan</w:t>
+      </w:r>
+    </w:p>
+    <w:p>
+      <w:pPr>
+        <w:numPr>
+          <w:ilvl w:val="0"/>
+          <w:numId w:val="1"/>
+        </w:numPr>
+        <w:shd w:val="clear" w:color="auto" w:fill="FFFFFF"/>
+        <w:tabs>
+          <w:tab w:val="num" w:pos="-15"/>
+        </w:tabs>
+        <w:spacing w:before="100" w:beforeAutospacing="1" w:after="100" w:afterAutospacing="1"/>
+        <w:ind w:left="360"/>
+        <w:rPr>
+          <w:rFonts w:ascii="Lato" w:eastAsia="Times New Roman" w:hAnsi="Lato" w:cs="Times New Roman"/>
+          <w:b/>
+          <w:bCs/>
+          <w:color w:val="273540"/>
+          <w:kern w:val="0"/>
+          <w:lang w:eastAsia="sv-SE"/>
+          <w14:ligatures w14:val="none"/>
+        </w:rPr>
+      </w:pPr>
+      <w:r>
+        <w:rPr>
+          <w:rFonts w:ascii="Lato" w:eastAsia="Times New Roman" w:hAnsi="Lato" w:cs="Times New Roman"/>
+          <w:b/>
+          <w:bCs/>
+          <w:color w:val="273540"/>
+          <w:kern w:val="0"/>
+          <w:lang w:eastAsia="sv-SE"/>
+          <w14:ligatures w14:val="none"/>
+        </w:rPr>
+        <w:t>En estimering av tidsåtgången för de olika faserna i projektet (till exempel i form av en tabell) och med tillägget av vad en fortsättning skulle fordra.</w:t>
+      </w:r>
+    </w:p>
+    <w:p>
+      <w:pPr>
+        <w:shd w:val="clear" w:color="auto" w:fill="FFFFFF"/>
+        <w:spacing w:before="100" w:beforeAutospacing="1" w:after="100" w:afterAutospacing="1"/>
+        <w:rPr>
+          <w:rFonts w:ascii="Lato" w:eastAsia="Times New Roman" w:hAnsi="Lato" w:cs="Times New Roman"/>
+          <w:color w:val="273540"/>
+          <w:kern w:val="0"/>
+          <w:lang w:eastAsia="sv-SE"/>
+          <w14:ligatures w14:val="none"/>
+        </w:rPr>
+      </w:pPr>
+      <w:r>
+        <w:rPr>
+          <w:rFonts w:ascii="Lato" w:eastAsia="Times New Roman" w:hAnsi="Lato" w:cs="Times New Roman"/>
+          <w:color w:val="273540"/>
+          <w:kern w:val="0"/>
+          <w:lang w:eastAsia="sv-SE"/>
+          <w14:ligatures w14:val="none"/>
+        </w:rPr>
+        <w:t>Kan sammanställas baserat på ovan och egen tid</w:t>
+      </w:r>
+    </w:p>
+    <w:p>
+      <w:pPr>
+        <w:numPr>
+          <w:ilvl w:val="0"/>
+          <w:numId w:val="1"/>
+        </w:numPr>
+        <w:shd w:val="clear" w:color="auto" w:fill="FFFFFF"/>
+        <w:tabs>
+          <w:tab w:val="num" w:pos="-15"/>
+        </w:tabs>
+        <w:spacing w:before="100" w:beforeAutospacing="1" w:after="100" w:afterAutospacing="1"/>
+        <w:ind w:left="360"/>
+        <w:rPr>
+          <w:rFonts w:ascii="Lato" w:eastAsia="Times New Roman" w:hAnsi="Lato" w:cs="Times New Roman"/>
+          <w:b/>
+          <w:bCs/>
+          <w:color w:val="273540"/>
+          <w:kern w:val="0"/>
+          <w:lang w:eastAsia="sv-SE"/>
+          <w14:ligatures w14:val="none"/>
+        </w:rPr>
+      </w:pPr>
+      <w:r>
+        <w:rPr>
+          <w:rFonts w:ascii="Lato" w:eastAsia="Times New Roman" w:hAnsi="Lato" w:cs="Times New Roman"/>
+          <w:b/>
+          <w:bCs/>
+          <w:color w:val="273540"/>
+          <w:kern w:val="0"/>
+          <w:lang w:eastAsia="sv-SE"/>
+          <w14:ligatures w14:val="none"/>
+        </w:rPr>
+        <w:t>En kort redogörelse för de synpunkter som lämnats av avnämare/uppdragsgivare, i de fall sådana finns (vilket är bra)</w:t>
+      </w:r>
+    </w:p>
+    <w:p>
+      <w:pPr>
+        <w:shd w:val="clear" w:color="auto" w:fill="FFFFFF"/>
+        <w:spacing w:before="100" w:beforeAutospacing="1" w:after="100" w:afterAutospacing="1"/>
+        <w:rPr>
+          <w:rFonts w:ascii="Lato" w:eastAsia="Times New Roman" w:hAnsi="Lato" w:cs="Times New Roman"/>
+          <w:color w:val="273540"/>
+          <w:kern w:val="0"/>
+          <w:lang w:eastAsia="sv-SE"/>
+          <w14:ligatures w14:val="none"/>
+        </w:rPr>
+      </w:pPr>
+      <w:r>
+        <w:rPr>
+          <w:rFonts w:ascii="Lato" w:eastAsia="Times New Roman" w:hAnsi="Lato" w:cs="Times New Roman"/>
+          <w:color w:val="273540"/>
+          <w:kern w:val="0"/>
+          <w:lang w:eastAsia="sv-SE"/>
+          <w14:ligatures w14:val="none"/>
+        </w:rPr>
+        <w:t>Har vi något här? Annat än att biblioteket agerar med att tillgängliggöra (katalogisera)dokument digitalt utifrån förfrågningar)</w:t>
+      </w:r>
+    </w:p>
+    <w:p>
+      <w:pPr>
+        <w:numPr>
+          <w:ilvl w:val="0"/>
+          <w:numId w:val="1"/>
+        </w:numPr>
+        <w:shd w:val="clear" w:color="auto" w:fill="FFFFFF"/>
+        <w:tabs>
+          <w:tab w:val="num" w:pos="-15"/>
+        </w:tabs>
+        <w:spacing w:before="100" w:beforeAutospacing="1" w:after="100" w:afterAutospacing="1"/>
+        <w:ind w:left="360"/>
+        <w:rPr>
+          <w:rFonts w:ascii="Lato" w:eastAsia="Times New Roman" w:hAnsi="Lato" w:cs="Times New Roman"/>
+          <w:b/>
+          <w:bCs/>
+          <w:color w:val="273540"/>
+          <w:kern w:val="0"/>
+          <w:lang w:eastAsia="sv-SE"/>
+          <w14:ligatures w14:val="none"/>
+        </w:rPr>
+      </w:pPr>
+      <w:r>
+        <w:rPr>
+          <w:rFonts w:ascii="Lato" w:eastAsia="Times New Roman" w:hAnsi="Lato" w:cs="Times New Roman"/>
+          <w:b/>
+          <w:bCs/>
+          <w:color w:val="273540"/>
+          <w:kern w:val="0"/>
+          <w:lang w:eastAsia="sv-SE"/>
+          <w14:ligatures w14:val="none"/>
+        </w:rPr>
+        <w:t>En argumentation för projektets relevans för kulturarvsbevarande i allmänhet.</w:t>
+      </w:r>
+    </w:p>
+    <w:p>
+      <w:pPr>
+        <w:shd w:val="clear" w:color="auto" w:fill="FFFFFF"/>
+        <w:spacing w:before="100" w:beforeAutospacing="1" w:after="100" w:afterAutospacing="1"/>
+        <w:rPr>
+          <w:rFonts w:ascii="Lato" w:eastAsia="Times New Roman" w:hAnsi="Lato" w:cs="Times New Roman"/>
+          <w:color w:val="273540"/>
+          <w:kern w:val="0"/>
+          <w:lang w:eastAsia="sv-SE"/>
+          <w14:ligatures w14:val="none"/>
+        </w:rPr>
+      </w:pPr>
+      <w:r>
+        <w:rPr>
+          <w:rFonts w:ascii="Lato" w:eastAsia="Times New Roman" w:hAnsi="Lato" w:cs="Times New Roman"/>
+          <w:color w:val="273540"/>
+          <w:kern w:val="0"/>
+          <w:lang w:eastAsia="sv-SE"/>
+          <w14:ligatures w14:val="none"/>
+        </w:rPr>
+        <w:t>Bevara vårt gemensamma kulturarv</w:t>
+      </w:r>
+      <w:r>
+        <w:rPr>
+          <w:rFonts w:ascii="Lato" w:eastAsia="Times New Roman" w:hAnsi="Lato" w:cs="Times New Roman"/>
+          <w:color w:val="273540"/>
+          <w:kern w:val="0"/>
+          <w:lang w:eastAsia="sv-SE"/>
+          <w14:ligatures w14:val="none"/>
+        </w:rPr>
+        <w:t xml:space="preserve">. Digitalisering gör vårt </w:t>
+      </w:r>
+      <w:r>
+        <w:rPr>
+          <w:rFonts w:ascii="Lato" w:eastAsia="Times New Roman" w:hAnsi="Lato" w:cs="Times New Roman"/>
+          <w:color w:val="273540"/>
+          <w:kern w:val="0"/>
+          <w:lang w:eastAsia="sv-SE"/>
+          <w14:ligatures w14:val="none"/>
+        </w:rPr>
+        <w:t>kulturarv</w:t>
+      </w:r>
+      <w:r>
+        <w:rPr>
+          <w:rFonts w:ascii="Lato" w:eastAsia="Times New Roman" w:hAnsi="Lato" w:cs="Times New Roman"/>
+          <w:color w:val="273540"/>
+          <w:kern w:val="0"/>
+          <w:lang w:eastAsia="sv-SE"/>
+          <w14:ligatures w14:val="none"/>
+        </w:rPr>
+        <w:t xml:space="preserve"> mer öppet och tillgängligt för alla oavsett geografisk plats.</w:t>
+      </w:r>
+    </w:p>
+    <w:p>
+      <w:pPr>
+        <w:shd w:val="clear" w:color="auto" w:fill="FFFFFF"/>
+        <w:spacing w:before="100" w:beforeAutospacing="1" w:after="100" w:afterAutospacing="1"/>
+        <w:rPr>
+          <w:rFonts w:ascii="Lato" w:eastAsia="Times New Roman" w:hAnsi="Lato" w:cs="Times New Roman"/>
+          <w:color w:val="273540"/>
+          <w:kern w:val="0"/>
+          <w:lang w:eastAsia="sv-SE"/>
+          <w14:ligatures w14:val="none"/>
+        </w:rPr>
+      </w:pPr>
+      <w:r>
+        <w:rPr>
+          <w:rFonts w:ascii="Lato" w:eastAsia="Times New Roman" w:hAnsi="Lato" w:cs="Times New Roman"/>
+          <w:color w:val="273540"/>
+          <w:kern w:val="0"/>
+          <w:lang w:eastAsia="sv-SE"/>
+          <w14:ligatures w14:val="none"/>
+        </w:rPr>
+        <w:t xml:space="preserve">Tillgängliggöra en primärkälla för forskning. Dokumenten ger inblick i människors liv, hur samhället såg ut, förhållande till religion. </w:t>
+      </w:r>
+      <w:r>
+        <w:rPr>
+          <w:rFonts w:ascii="Lato" w:eastAsia="Times New Roman" w:hAnsi="Lato" w:cs="Times New Roman"/>
+          <w:color w:val="273540"/>
+          <w:kern w:val="0"/>
+          <w:lang w:eastAsia="sv-SE"/>
+          <w14:ligatures w14:val="none"/>
+        </w:rPr>
+        <w:t>Forskningsvärde för flera discipliner.</w:t>
+      </w:r>
+    </w:p>
+    <w:p>
+      <w:pPr>
+        <w:shd w:val="clear" w:color="auto" w:fill="FFFFFF"/>
+        <w:spacing w:before="100" w:beforeAutospacing="1" w:after="100" w:afterAutospacing="1"/>
+        <w:rPr>
+          <w:rFonts w:ascii="Lato" w:eastAsia="Times New Roman" w:hAnsi="Lato" w:cs="Times New Roman"/>
+          <w:color w:val="273540"/>
+          <w:kern w:val="0"/>
+          <w:lang w:eastAsia="sv-SE"/>
+          <w14:ligatures w14:val="none"/>
+        </w:rPr>
+      </w:pPr>
+      <w:r>
+        <w:rPr>
+          <w:rFonts w:ascii="Lato" w:eastAsia="Times New Roman" w:hAnsi="Lato" w:cs="Times New Roman"/>
+          <w:color w:val="273540"/>
+          <w:kern w:val="0"/>
+          <w:lang w:eastAsia="sv-SE"/>
+          <w14:ligatures w14:val="none"/>
+        </w:rPr>
+        <w:t>Dokumenten är också intressant ur ett språkforskningsperspektiv – visar hur språket användes innan stavning och grammatik standardiserade – språkförändring och dialekter</w:t>
+      </w:r>
+    </w:p>
+    <w:p>
+      <w:pPr>
+        <w:shd w:val="clear" w:color="auto" w:fill="FFFFFF"/>
+        <w:spacing w:before="100" w:beforeAutospacing="1" w:after="100" w:afterAutospacing="1"/>
+        <w:rPr>
+          <w:rFonts w:ascii="Lato" w:eastAsia="Times New Roman" w:hAnsi="Lato" w:cs="Times New Roman"/>
+          <w:color w:val="273540"/>
+          <w:kern w:val="0"/>
+          <w:lang w:eastAsia="sv-SE"/>
+          <w14:ligatures w14:val="none"/>
+        </w:rPr>
+      </w:pPr>
+      <w:r>
+        <w:rPr>
+          <w:rFonts w:ascii="Lato" w:eastAsia="Times New Roman" w:hAnsi="Lato" w:cs="Times New Roman"/>
+          <w:color w:val="273540"/>
+          <w:kern w:val="0"/>
+          <w:lang w:eastAsia="sv-SE"/>
+          <w14:ligatures w14:val="none"/>
+        </w:rPr>
+        <w:t>Digitalisering gör det möjligt att dokument kan analyseras med ny teknik och metoder till exempel AI, databassökning. Möjliggör tvärvetenskaplig och internationell forskning – jämföra material från olika delar av världen</w:t>
+      </w:r>
+    </w:p>
+    <w:p>
+      <w:pPr>
+        <w:shd w:val="clear" w:color="auto" w:fill="FFFFFF"/>
+        <w:spacing w:before="100" w:beforeAutospacing="1" w:after="100" w:afterAutospacing="1"/>
+        <w:rPr>
+          <w:rFonts w:ascii="Lato" w:eastAsia="Times New Roman" w:hAnsi="Lato" w:cs="Times New Roman"/>
+          <w:color w:val="273540"/>
+          <w:kern w:val="0"/>
+          <w:lang w:eastAsia="sv-SE"/>
+          <w14:ligatures w14:val="none"/>
+        </w:rPr>
+      </w:pPr>
+      <w:r>
+        <w:rPr>
+          <w:rFonts w:ascii="Lato" w:eastAsia="Times New Roman" w:hAnsi="Lato" w:cs="Times New Roman"/>
+          <w:color w:val="273540"/>
+          <w:kern w:val="0"/>
+          <w:lang w:eastAsia="sv-SE"/>
+          <w14:ligatures w14:val="none"/>
+        </w:rPr>
+        <w:t>Bevarande av sköra dokument (fast tydligen mår också dokumenten bra av att vidröras och användas)</w:t>
+      </w:r>
+    </w:p>
+    <w:p>
+      <w:pPr>
+        <w:numPr>
+          <w:ilvl w:val="0"/>
+          <w:numId w:val="1"/>
+        </w:numPr>
+        <w:shd w:val="clear" w:color="auto" w:fill="FFFFFF"/>
+        <w:tabs>
+          <w:tab w:val="num" w:pos="-15"/>
+        </w:tabs>
+        <w:spacing w:before="100" w:beforeAutospacing="1" w:after="100" w:afterAutospacing="1"/>
+        <w:ind w:left="360"/>
+        <w:rPr>
+          <w:rFonts w:ascii="Lato" w:eastAsia="Times New Roman" w:hAnsi="Lato" w:cs="Times New Roman"/>
+          <w:b/>
+          <w:bCs/>
+          <w:color w:val="273540"/>
+          <w:kern w:val="0"/>
+          <w:lang w:eastAsia="sv-SE"/>
+          <w14:ligatures w14:val="none"/>
+        </w:rPr>
+      </w:pPr>
+      <w:r>
+        <w:rPr>
+          <w:rFonts w:ascii="Lato" w:eastAsia="Times New Roman" w:hAnsi="Lato" w:cs="Times New Roman"/>
+          <w:b/>
+          <w:bCs/>
+          <w:color w:val="273540"/>
+          <w:kern w:val="0"/>
+          <w:lang w:eastAsia="sv-SE"/>
+          <w14:ligatures w14:val="none"/>
+        </w:rPr>
+        <w:t xml:space="preserve">En kritisk analys/argumentation för gruppens val och de metoder som använts i arbetet på en högre abstraktionsnivå än det tekniska/konkreta. Argumentation </w:t>
+      </w:r>
+      <w:r>
+        <w:rPr>
+          <w:rFonts w:ascii="Lato" w:eastAsia="Times New Roman" w:hAnsi="Lato" w:cs="Times New Roman"/>
+          <w:b/>
+          <w:bCs/>
+          <w:color w:val="273540"/>
+          <w:kern w:val="0"/>
+          <w:lang w:eastAsia="sv-SE"/>
+          <w14:ligatures w14:val="none"/>
+        </w:rPr>
+        <w:lastRenderedPageBreak/>
+        <w:t>måste vara förankrad i litteratur, främst kurslitteraturen (särskilt den forskningsbaserade delen av litteraturen).</w:t>
+      </w:r>
+    </w:p>
+    <w:p>
+      <w:pPr>
+        <w:shd w:val="clear" w:color="auto" w:fill="FFFFFF"/>
+        <w:tabs>
+          <w:tab w:val="num" w:pos="-15"/>
+        </w:tabs>
+        <w:spacing w:before="100" w:beforeAutospacing="1" w:after="100" w:afterAutospacing="1"/>
+        <w:rPr>
+          <w:rFonts w:ascii="Lato" w:eastAsia="Times New Roman" w:hAnsi="Lato" w:cs="Times New Roman"/>
+          <w:color w:val="273540"/>
+          <w:kern w:val="0"/>
+          <w:lang w:eastAsia="sv-SE"/>
+          <w14:ligatures w14:val="none"/>
+        </w:rPr>
+      </w:pPr>
+      <w:proofErr w:type="spellStart"/>
+      <w:r>
+        <w:rPr>
+          <w:rFonts w:ascii="Lato" w:eastAsia="Times New Roman" w:hAnsi="Lato" w:cs="Times New Roman"/>
+          <w:color w:val="273540"/>
+          <w:kern w:val="0"/>
+          <w:lang w:eastAsia="sv-SE"/>
+          <w14:ligatures w14:val="none"/>
+        </w:rPr>
+        <w:t>TEI</w:t>
+      </w:r>
+      <w:proofErr w:type="spellEnd"/>
+      <w:r>
+        <w:rPr>
+          <w:rFonts w:ascii="Lato" w:eastAsia="Times New Roman" w:hAnsi="Lato" w:cs="Times New Roman"/>
+          <w:color w:val="273540"/>
+          <w:kern w:val="0"/>
+          <w:lang w:eastAsia="sv-SE"/>
+          <w14:ligatures w14:val="none"/>
+        </w:rPr>
+        <w:t xml:space="preserve">: </w:t>
+      </w:r>
+      <w:r>
+        <w:rPr>
+          <w:rFonts w:ascii="Lato" w:eastAsia="Times New Roman" w:hAnsi="Lato" w:cs="Times New Roman"/>
+          <w:color w:val="273540"/>
+          <w:kern w:val="0"/>
+          <w:lang w:eastAsia="sv-SE"/>
+          <w14:ligatures w14:val="none"/>
+        </w:rPr>
+        <w:t>internationell forskning, tvärvetenskap osv</w:t>
+      </w:r>
+      <w:r>
+        <w:rPr>
+          <w:rFonts w:ascii="Lato" w:eastAsia="Times New Roman" w:hAnsi="Lato" w:cs="Times New Roman"/>
+          <w:color w:val="273540"/>
+          <w:kern w:val="0"/>
+          <w:lang w:eastAsia="sv-SE"/>
+          <w14:ligatures w14:val="none"/>
+        </w:rPr>
+        <w:t xml:space="preserve"> (</w:t>
+      </w:r>
+      <w:proofErr w:type="spellStart"/>
+      <w:r>
+        <w:rPr>
+          <w:rFonts w:ascii="Lato" w:eastAsia="Times New Roman" w:hAnsi="Lato" w:cs="Times New Roman"/>
+          <w:color w:val="273540"/>
+          <w:kern w:val="0"/>
+          <w:highlight w:val="yellow"/>
+          <w:lang w:eastAsia="sv-SE"/>
+          <w14:ligatures w14:val="none"/>
+        </w:rPr>
+        <w:t>TEI</w:t>
+      </w:r>
+      <w:proofErr w:type="spellEnd"/>
+      <w:r>
+        <w:rPr>
+          <w:rFonts w:ascii="Lato" w:eastAsia="Times New Roman" w:hAnsi="Lato" w:cs="Times New Roman"/>
+          <w:color w:val="273540"/>
+          <w:kern w:val="0"/>
+          <w:highlight w:val="yellow"/>
+          <w:lang w:eastAsia="sv-SE"/>
+          <w14:ligatures w14:val="none"/>
+        </w:rPr>
+        <w:t xml:space="preserve"> manifestet</w:t>
+      </w:r>
+      <w:r>
+        <w:rPr>
+          <w:rFonts w:ascii="Lato" w:eastAsia="Times New Roman" w:hAnsi="Lato" w:cs="Times New Roman"/>
+          <w:color w:val="273540"/>
+          <w:kern w:val="0"/>
+          <w:lang w:eastAsia="sv-SE"/>
+          <w14:ligatures w14:val="none"/>
+        </w:rPr>
+        <w:t>)</w:t>
+      </w:r>
+    </w:p>
+    <w:p>
+      <w:pPr>
+        <w:shd w:val="clear" w:color="auto" w:fill="FFFFFF"/>
+        <w:tabs>
+          <w:tab w:val="num" w:pos="-15"/>
+        </w:tabs>
+        <w:spacing w:before="100" w:beforeAutospacing="1" w:after="100" w:afterAutospacing="1"/>
+        <w:rPr>
+          <w:rFonts w:ascii="Lato" w:eastAsia="Times New Roman" w:hAnsi="Lato" w:cs="Times New Roman"/>
+          <w:color w:val="273540"/>
+          <w:kern w:val="0"/>
+          <w:lang w:eastAsia="sv-SE"/>
+          <w14:ligatures w14:val="none"/>
+        </w:rPr>
+      </w:pPr>
+      <w:r>
+        <w:rPr>
+          <w:rFonts w:ascii="Lato" w:eastAsia="Times New Roman" w:hAnsi="Lato" w:cs="Times New Roman"/>
+          <w:color w:val="273540"/>
+          <w:kern w:val="0"/>
+          <w:lang w:eastAsia="sv-SE"/>
+          <w14:ligatures w14:val="none"/>
+        </w:rPr>
+        <w:t>M</w:t>
+      </w:r>
+      <w:r>
+        <w:rPr>
+          <w:rFonts w:ascii="Lato" w:eastAsia="Times New Roman" w:hAnsi="Lato" w:cs="Times New Roman"/>
+          <w:color w:val="273540"/>
+          <w:kern w:val="0"/>
+          <w:lang w:eastAsia="sv-SE"/>
+          <w14:ligatures w14:val="none"/>
+        </w:rPr>
+        <w:t>assdigitalisering och kritisk digitalisering (vår upplevelse av det universitetet gör och vad vi valde att göra. (</w:t>
+      </w:r>
+      <w:r>
+        <w:rPr>
+          <w:rFonts w:ascii="Lato" w:eastAsia="Times New Roman" w:hAnsi="Lato" w:cs="Times New Roman"/>
+          <w:color w:val="273540"/>
+          <w:kern w:val="0"/>
+          <w:highlight w:val="yellow"/>
+          <w:lang w:eastAsia="sv-SE"/>
+          <w14:ligatures w14:val="none"/>
+        </w:rPr>
+        <w:t>anknyta till Mats text</w:t>
+      </w:r>
+      <w:r>
+        <w:rPr>
+          <w:rFonts w:ascii="Lato" w:eastAsia="Times New Roman" w:hAnsi="Lato" w:cs="Times New Roman"/>
+          <w:color w:val="273540"/>
+          <w:kern w:val="0"/>
+          <w:lang w:eastAsia="sv-SE"/>
+          <w14:ligatures w14:val="none"/>
+        </w:rPr>
+        <w:t xml:space="preserve">) </w:t>
+      </w:r>
+      <w:r>
+        <w:rPr>
+          <w:rFonts w:ascii="Lato" w:eastAsia="Times New Roman" w:hAnsi="Lato" w:cs="Times New Roman"/>
+          <w:color w:val="273540"/>
+          <w:kern w:val="0"/>
+          <w:lang w:eastAsia="sv-SE"/>
+          <w14:ligatures w14:val="none"/>
+        </w:rPr>
+        <w:t>Humanistiska bibliotekets arbetsbörda vs process</w:t>
+      </w:r>
+      <w:r>
+        <w:rPr>
+          <w:rFonts w:ascii="Lato" w:eastAsia="Times New Roman" w:hAnsi="Lato" w:cs="Times New Roman"/>
+          <w:color w:val="273540"/>
+          <w:kern w:val="0"/>
+          <w:lang w:eastAsia="sv-SE"/>
+          <w14:ligatures w14:val="none"/>
+        </w:rPr>
+        <w:t>.</w:t>
+      </w:r>
+      <w:r>
+        <w:rPr>
+          <w:rFonts w:ascii="Lato" w:eastAsia="Times New Roman" w:hAnsi="Lato" w:cs="Times New Roman"/>
+          <w:color w:val="273540"/>
+          <w:kern w:val="0"/>
+          <w:lang w:eastAsia="sv-SE"/>
+          <w14:ligatures w14:val="none"/>
+        </w:rPr>
+        <w:t xml:space="preserve"> </w:t>
+      </w:r>
+      <w:r>
+        <w:rPr>
+          <w:rFonts w:ascii="Lato" w:eastAsia="Times New Roman" w:hAnsi="Lato" w:cs="Times New Roman"/>
+          <w:color w:val="273540"/>
+          <w:kern w:val="0"/>
+          <w:lang w:eastAsia="sv-SE"/>
+          <w14:ligatures w14:val="none"/>
+        </w:rPr>
+        <w:t>Hur etablerat är egentligen</w:t>
+      </w:r>
+    </w:p>
+    <w:p>
+      <w:pPr>
+        <w:shd w:val="clear" w:color="auto" w:fill="FFFFFF"/>
+        <w:tabs>
+          <w:tab w:val="num" w:pos="-15"/>
+        </w:tabs>
+        <w:spacing w:before="100" w:beforeAutospacing="1" w:after="100" w:afterAutospacing="1"/>
+        <w:rPr>
+          <w:rFonts w:ascii="Lato" w:eastAsia="Times New Roman" w:hAnsi="Lato" w:cs="Times New Roman"/>
+          <w:color w:val="273540"/>
+          <w:kern w:val="0"/>
+          <w:lang w:eastAsia="sv-SE"/>
+          <w14:ligatures w14:val="none"/>
+        </w:rPr>
+      </w:pPr>
+      <w:r>
+        <w:rPr>
+          <w:rFonts w:ascii="Lato" w:eastAsia="Times New Roman" w:hAnsi="Lato" w:cs="Times New Roman"/>
+          <w:color w:val="273540"/>
+          <w:kern w:val="0"/>
+          <w:lang w:eastAsia="sv-SE"/>
+          <w14:ligatures w14:val="none"/>
+        </w:rPr>
+        <w:t>Bildval: det vi upptäckte genom tre olika bildfångsmetoder (vattenstämplar osv)</w:t>
+      </w:r>
+    </w:p>
+    <w:p>
+      <w:pPr>
+        <w:shd w:val="clear" w:color="auto" w:fill="FFFFFF"/>
+        <w:tabs>
+          <w:tab w:val="num" w:pos="-15"/>
+        </w:tabs>
+        <w:spacing w:before="100" w:beforeAutospacing="1" w:after="100" w:afterAutospacing="1"/>
+        <w:rPr>
+          <w:rFonts w:ascii="Lato" w:eastAsia="Times New Roman" w:hAnsi="Lato" w:cs="Times New Roman"/>
+          <w:color w:val="273540"/>
+          <w:kern w:val="0"/>
+          <w:lang w:eastAsia="sv-SE"/>
+          <w14:ligatures w14:val="none"/>
+        </w:rPr>
+      </w:pPr>
+      <w:r>
+        <w:rPr>
+          <w:rFonts w:ascii="Lato" w:eastAsia="Times New Roman" w:hAnsi="Lato" w:cs="Times New Roman"/>
+          <w:color w:val="273540"/>
+          <w:kern w:val="0"/>
+          <w:lang w:eastAsia="sv-SE"/>
+          <w14:ligatures w14:val="none"/>
+        </w:rPr>
+        <w:t>Val att presentera språket som det är (autenticitet, så nära originalet som möjligt, bevarar historiskt och kulturellt värde</w:t>
+      </w:r>
+      <w:r>
+        <w:rPr>
+          <w:rFonts w:ascii="Lato" w:eastAsia="Times New Roman" w:hAnsi="Lato" w:cs="Times New Roman"/>
+          <w:color w:val="273540"/>
+          <w:kern w:val="0"/>
+          <w:lang w:eastAsia="sv-SE"/>
+          <w14:ligatures w14:val="none"/>
+        </w:rPr>
+        <w:t>,</w:t>
+      </w:r>
+      <w:r>
+        <w:rPr>
+          <w:rFonts w:ascii="Lato" w:eastAsia="Times New Roman" w:hAnsi="Lato" w:cs="Times New Roman"/>
+          <w:color w:val="273540"/>
+          <w:kern w:val="0"/>
+          <w:lang w:eastAsia="sv-SE"/>
+          <w14:ligatures w14:val="none"/>
+        </w:rPr>
+        <w:t xml:space="preserve"> minimalt med tolkningar – ”så här skrev och uttryckte sig faktiskt folk”.</w:t>
+      </w:r>
+      <w:r>
+        <w:rPr>
+          <w:rFonts w:ascii="Lato" w:eastAsia="Times New Roman" w:hAnsi="Lato" w:cs="Times New Roman"/>
+          <w:color w:val="273540"/>
+          <w:kern w:val="0"/>
+          <w:lang w:eastAsia="sv-SE"/>
+          <w14:ligatures w14:val="none"/>
+        </w:rPr>
+        <w:t xml:space="preserve"> Modernisering av språket kan ibland förändra betydelsen eller nyanser i texten. Minskar risken för misstolkningar</w:t>
+      </w:r>
+    </w:p>
+    <w:p>
+      <w:pPr>
+        <w:shd w:val="clear" w:color="auto" w:fill="FFFFFF"/>
+        <w:spacing w:before="100" w:beforeAutospacing="1" w:after="100" w:afterAutospacing="1"/>
+        <w:rPr>
+          <w:rFonts w:ascii="Lato" w:eastAsia="Times New Roman" w:hAnsi="Lato" w:cs="Times New Roman"/>
+          <w:color w:val="273540"/>
+          <w:kern w:val="0"/>
+          <w:lang w:eastAsia="sv-SE"/>
+          <w14:ligatures w14:val="none"/>
+        </w:rPr>
+      </w:pPr>
+      <w:r>
+        <w:rPr>
+          <w:rFonts w:ascii="Lato" w:eastAsia="Times New Roman" w:hAnsi="Lato" w:cs="Times New Roman"/>
+          <w:color w:val="273540"/>
+          <w:kern w:val="0"/>
+          <w:lang w:eastAsia="sv-SE"/>
+          <w14:ligatures w14:val="none"/>
+        </w:rPr>
+        <w:t>Källkritisk transparens.</w:t>
+      </w:r>
+    </w:p>
+    <w:p>
+      <w:pPr>
+        <w:numPr>
+          <w:ilvl w:val="0"/>
+          <w:numId w:val="1"/>
+        </w:numPr>
+        <w:shd w:val="clear" w:color="auto" w:fill="FFFFFF"/>
+        <w:tabs>
+          <w:tab w:val="num" w:pos="-15"/>
+        </w:tabs>
+        <w:spacing w:before="100" w:beforeAutospacing="1" w:after="100" w:afterAutospacing="1"/>
+        <w:ind w:left="360"/>
+        <w:rPr>
+          <w:rFonts w:ascii="Lato" w:eastAsia="Times New Roman" w:hAnsi="Lato" w:cs="Times New Roman"/>
+          <w:b/>
+          <w:bCs/>
+          <w:color w:val="273540"/>
+          <w:kern w:val="0"/>
+          <w:lang w:eastAsia="sv-SE"/>
+          <w14:ligatures w14:val="none"/>
+        </w:rPr>
+      </w:pPr>
+      <w:r>
+        <w:rPr>
+          <w:rFonts w:ascii="Lato" w:eastAsia="Times New Roman" w:hAnsi="Lato" w:cs="Times New Roman"/>
+          <w:b/>
+          <w:bCs/>
+          <w:color w:val="273540"/>
+          <w:kern w:val="0"/>
+          <w:lang w:eastAsia="sv-SE"/>
+          <w14:ligatures w14:val="none"/>
+        </w:rPr>
+        <w:t xml:space="preserve">Slutsatser (såsom lärdomar, rekommendationer för framtida arbete, skalbarhet </w:t>
+      </w:r>
+      <w:proofErr w:type="gramStart"/>
+      <w:r>
+        <w:rPr>
+          <w:rFonts w:ascii="Lato" w:eastAsia="Times New Roman" w:hAnsi="Lato" w:cs="Times New Roman"/>
+          <w:b/>
+          <w:bCs/>
+          <w:color w:val="273540"/>
+          <w:kern w:val="0"/>
+          <w:lang w:eastAsia="sv-SE"/>
+          <w14:ligatures w14:val="none"/>
+        </w:rPr>
+        <w:t>etc.</w:t>
+      </w:r>
+      <w:proofErr w:type="gramEnd"/>
+      <w:r>
+        <w:rPr>
+          <w:rFonts w:ascii="Lato" w:eastAsia="Times New Roman" w:hAnsi="Lato" w:cs="Times New Roman"/>
+          <w:b/>
+          <w:bCs/>
+          <w:color w:val="273540"/>
+          <w:kern w:val="0"/>
+          <w:lang w:eastAsia="sv-SE"/>
+          <w14:ligatures w14:val="none"/>
+        </w:rPr>
+        <w:t>).</w:t>
+      </w:r>
+    </w:p>
+    <w:p>
+      <w:pPr>
+        <w:shd w:val="clear" w:color="auto" w:fill="FFFFFF"/>
+        <w:tabs>
+          <w:tab w:val="num" w:pos="-15"/>
+        </w:tabs>
+        <w:spacing w:before="100" w:beforeAutospacing="1" w:after="100" w:afterAutospacing="1"/>
+        <w:rPr>
+          <w:rFonts w:ascii="Lato" w:eastAsia="Times New Roman" w:hAnsi="Lato" w:cs="Times New Roman"/>
+          <w:color w:val="273540"/>
+          <w:kern w:val="0"/>
+          <w:lang w:eastAsia="sv-SE"/>
+          <w14:ligatures w14:val="none"/>
+        </w:rPr>
+      </w:pPr>
+      <w:r>
+        <w:rPr>
+          <w:rFonts w:ascii="Lato" w:eastAsia="Times New Roman" w:hAnsi="Lato" w:cs="Times New Roman"/>
+          <w:color w:val="273540"/>
+          <w:kern w:val="0"/>
+          <w:lang w:eastAsia="sv-SE"/>
+          <w14:ligatures w14:val="none"/>
+        </w:rPr>
+        <w:t>Att uppnå konsekvens (i kodning och angreppssätt är en utmaning</w:t>
+      </w:r>
+      <w:r>
+        <w:rPr>
+          <w:rFonts w:ascii="Lato" w:eastAsia="Times New Roman" w:hAnsi="Lato" w:cs="Times New Roman"/>
+          <w:color w:val="273540"/>
+          <w:kern w:val="0"/>
+          <w:lang w:eastAsia="sv-SE"/>
+          <w14:ligatures w14:val="none"/>
+        </w:rPr>
+        <w:t xml:space="preserve"> för flera </w:t>
+      </w:r>
+      <w:proofErr w:type="gramStart"/>
+      <w:r>
+        <w:rPr>
+          <w:rFonts w:ascii="Lato" w:eastAsia="Times New Roman" w:hAnsi="Lato" w:cs="Times New Roman"/>
+          <w:color w:val="273540"/>
+          <w:kern w:val="0"/>
+          <w:lang w:eastAsia="sv-SE"/>
+          <w14:ligatures w14:val="none"/>
+        </w:rPr>
+        <w:t xml:space="preserve">som </w:t>
+      </w:r>
+      <w:r>
+        <w:rPr>
+          <w:rFonts w:ascii="Lato" w:eastAsia="Times New Roman" w:hAnsi="Lato" w:cs="Times New Roman"/>
+          <w:color w:val="273540"/>
+          <w:kern w:val="0"/>
+          <w:lang w:eastAsia="sv-SE"/>
+          <w14:ligatures w14:val="none"/>
+        </w:rPr>
+        <w:t>)</w:t>
+      </w:r>
+      <w:proofErr w:type="gramEnd"/>
+      <w:r>
+        <w:rPr>
+          <w:rFonts w:ascii="Lato" w:eastAsia="Times New Roman" w:hAnsi="Lato" w:cs="Times New Roman"/>
+          <w:color w:val="273540"/>
+          <w:kern w:val="0"/>
+          <w:lang w:eastAsia="sv-SE"/>
+          <w14:ligatures w14:val="none"/>
+        </w:rPr>
+        <w:t xml:space="preserve"> utifrån valmöjligheter</w:t>
+      </w:r>
+    </w:p>
+    <w:p>
+      <w:pPr>
+        <w:shd w:val="clear" w:color="auto" w:fill="FFFFFF"/>
+        <w:spacing w:before="100" w:beforeAutospacing="1" w:after="100" w:afterAutospacing="1"/>
+        <w:rPr>
+          <w:rFonts w:ascii="Lato" w:eastAsia="Times New Roman" w:hAnsi="Lato" w:cs="Times New Roman"/>
+          <w:color w:val="273540"/>
+          <w:kern w:val="0"/>
+          <w:lang w:eastAsia="sv-SE"/>
+          <w14:ligatures w14:val="none"/>
+        </w:rPr>
+      </w:pPr>
+      <w:r>
+        <w:rPr>
+          <w:rFonts w:ascii="Lato" w:eastAsia="Times New Roman" w:hAnsi="Lato" w:cs="Times New Roman"/>
+          <w:color w:val="273540"/>
+          <w:kern w:val="0"/>
+          <w:lang w:eastAsia="sv-SE"/>
+          <w14:ligatures w14:val="none"/>
+        </w:rPr>
+        <w:t xml:space="preserve">Skalbart: stor tidsåtgång för </w:t>
+      </w:r>
+      <w:proofErr w:type="gramStart"/>
+      <w:r>
+        <w:rPr>
+          <w:rFonts w:ascii="Lato" w:eastAsia="Times New Roman" w:hAnsi="Lato" w:cs="Times New Roman"/>
+          <w:color w:val="273540"/>
+          <w:kern w:val="0"/>
+          <w:lang w:eastAsia="sv-SE"/>
+          <w14:ligatures w14:val="none"/>
+        </w:rPr>
+        <w:t>detta detaljnivå</w:t>
+      </w:r>
+      <w:proofErr w:type="gramEnd"/>
+      <w:r>
+        <w:rPr>
+          <w:rFonts w:ascii="Lato" w:eastAsia="Times New Roman" w:hAnsi="Lato" w:cs="Times New Roman"/>
+          <w:color w:val="273540"/>
+          <w:kern w:val="0"/>
+          <w:lang w:eastAsia="sv-SE"/>
+          <w14:ligatures w14:val="none"/>
+        </w:rPr>
+        <w:t xml:space="preserve"> vilket inte (utifrån samhällets begränsade </w:t>
+      </w:r>
+      <w:proofErr w:type="gramStart"/>
+      <w:r>
+        <w:rPr>
+          <w:rFonts w:ascii="Lato" w:eastAsia="Times New Roman" w:hAnsi="Lato" w:cs="Times New Roman"/>
+          <w:color w:val="273540"/>
+          <w:kern w:val="0"/>
+          <w:lang w:eastAsia="sv-SE"/>
+          <w14:ligatures w14:val="none"/>
+        </w:rPr>
+        <w:t>resurser )</w:t>
+      </w:r>
+      <w:proofErr w:type="gramEnd"/>
+      <w:r>
+        <w:rPr>
+          <w:rFonts w:ascii="Lato" w:eastAsia="Times New Roman" w:hAnsi="Lato" w:cs="Times New Roman"/>
+          <w:color w:val="273540"/>
+          <w:kern w:val="0"/>
+          <w:lang w:eastAsia="sv-SE"/>
+          <w14:ligatures w14:val="none"/>
+        </w:rPr>
+        <w:t xml:space="preserve"> kanske inte är hållbart.</w:t>
+      </w:r>
+    </w:p>
+    <w:p>
+      <w:pPr>
+        <w:shd w:val="clear" w:color="auto" w:fill="FFFFFF"/>
+        <w:spacing w:before="100" w:beforeAutospacing="1" w:after="100" w:afterAutospacing="1"/>
+        <w:rPr>
+          <w:rFonts w:ascii="Lato" w:eastAsia="Times New Roman" w:hAnsi="Lato" w:cs="Times New Roman"/>
+          <w:color w:val="273540"/>
+          <w:kern w:val="0"/>
+          <w:lang w:eastAsia="sv-SE"/>
+          <w14:ligatures w14:val="none"/>
+        </w:rPr>
+      </w:pPr>
+    </w:p>
+    <w:p>
+      <w:pPr>
+        <w:shd w:val="clear" w:color="auto" w:fill="FFFFFF"/>
+        <w:spacing w:before="100" w:beforeAutospacing="1" w:after="100" w:afterAutospacing="1"/>
+        <w:rPr>
+          <w:rFonts w:ascii="Lato" w:eastAsia="Times New Roman" w:hAnsi="Lato" w:cs="Times New Roman"/>
+          <w:color w:val="273540"/>
+          <w:kern w:val="0"/>
+          <w:lang w:eastAsia="sv-SE"/>
+          <w14:ligatures w14:val="none"/>
+        </w:rPr>
+      </w:pPr>
+      <w:r>
+        <w:rPr>
+          <w:rFonts w:ascii="Lato" w:eastAsia="Times New Roman" w:hAnsi="Lato" w:cs="Times New Roman"/>
+          <w:color w:val="273540"/>
+          <w:kern w:val="0"/>
+          <w:lang w:eastAsia="sv-SE"/>
+          <w14:ligatures w14:val="none"/>
+        </w:rPr>
+        <w:t xml:space="preserve">Möjligheten att få en inblick i – och komma nära – människors öden i en svunnen tid. </w:t>
+      </w:r>
+    </w:p>
+    <w:p>
+      <w:pPr>
+        <w:shd w:val="clear" w:color="auto" w:fill="FFFFFF"/>
+        <w:spacing w:before="100" w:beforeAutospacing="1" w:after="100" w:afterAutospacing="1"/>
+        <w:rPr>
+          <w:rFonts w:ascii="Lato" w:eastAsia="Times New Roman" w:hAnsi="Lato" w:cs="Times New Roman"/>
+          <w:color w:val="273540"/>
+          <w:kern w:val="0"/>
+          <w:lang w:eastAsia="sv-SE"/>
+          <w14:ligatures w14:val="none"/>
+        </w:rPr>
+      </w:pPr>
+    </w:p>
+    <w:p>
+      <w:pPr>
+        <w:shd w:val="clear" w:color="auto" w:fill="FFFFFF"/>
+        <w:spacing w:before="100" w:beforeAutospacing="1" w:after="100" w:afterAutospacing="1"/>
+        <w:ind w:left="360"/>
+        <w:rPr>
+          <w:rFonts w:ascii="Lato" w:eastAsia="Times New Roman" w:hAnsi="Lato" w:cs="Times New Roman"/>
+          <w:color w:val="273540"/>
+          <w:kern w:val="0"/>
+          <w:lang w:eastAsia="sv-SE"/>
+          <w14:ligatures w14:val="none"/>
+        </w:rPr>
+      </w:pPr>
+    </w:p>
+    <w:p>
+      <w:pPr>
+        <w:shd w:val="clear" w:color="auto" w:fill="FFFFFF"/>
+        <w:spacing w:before="100" w:beforeAutospacing="1" w:after="100" w:afterAutospacing="1"/>
+        <w:rPr>
+          <w:rFonts w:ascii="Lato" w:eastAsia="Times New Roman" w:hAnsi="Lato" w:cs="Times New Roman"/>
+          <w:color w:val="273540"/>
+          <w:kern w:val="0"/>
+          <w:lang w:eastAsia="sv-SE"/>
+          <w14:ligatures w14:val="none"/>
+        </w:rPr>
+      </w:pPr>
+    </w:p>
+    <w:p>
+      <w:pPr>
+        <w:shd w:val="clear" w:color="auto" w:fill="FFFFFF"/>
+        <w:spacing w:before="100" w:beforeAutospacing="1" w:after="100" w:afterAutospacing="1"/>
+        <w:rPr>
+          <w:rFonts w:ascii="Lato" w:eastAsia="Times New Roman" w:hAnsi="Lato" w:cs="Times New Roman"/>
+          <w:color w:val="273540"/>
+          <w:kern w:val="0"/>
+          <w:lang w:eastAsia="sv-SE"/>
+          <w14:ligatures w14:val="none"/>
+        </w:rPr>
+      </w:pPr>
+    </w:p>
+    <w:p>
+      <w:pPr>
+        <w:rPr>
+          <w:lang w:val="en-US"/>
+        </w:rPr>
+      </w:pPr>
     </w:p>
     <w:sectPr>
       <w:pgSz w:w="11900" w:h="16840"/>
@@ -2031,6 +3103,127 @@
     </w:sectPr>
   </w:body>
 </w:document>
+</file>
+
+<file path=word/numbering.xml><?xml version="1.0" encoding="utf-8"?>
+<w:numbering xmlns:wpc="http://schemas.microsoft.com/office/word/2010/wordprocessingCanvas" xmlns:cx="http://schemas.microsoft.com/office/drawing/2014/chartex" xmlns:cx1="http://schemas.microsoft.com/office/drawing/2015/9/8/chartex" xmlns:cx2="http://schemas.microsoft.com/office/drawing/2015/10/21/chartex" xmlns:cx3="http://schemas.microsoft.com/office/drawing/2016/5/9/chartex" xmlns:cx4="http://schemas.microsoft.com/office/drawing/2016/5/10/chartex" xmlns:cx5="http://schemas.microsoft.com/office/drawing/2016/5/11/chartex" xmlns:cx6="http://schemas.microsoft.com/office/drawing/2016/5/12/chartex" xmlns:cx7="http://schemas.microsoft.com/office/drawing/2016/5/13/chartex" xmlns:cx8="http://schemas.microsoft.com/office/drawing/2016/5/14/chartex" xmlns:mc="http://schemas.openxmlformats.org/markup-compatibility/2006" xmlns:aink="http://schemas.microsoft.com/office/drawing/2016/ink" xmlns:am3d="http://schemas.microsoft.com/office/drawing/2017/model3d" xmlns:o="urn:schemas-microsoft-com:office:office" xmlns:oel="http://schemas.microsoft.com/office/2019/extlst" xmlns:r="http://schemas.openxmlformats.org/officeDocument/2006/relationships" xmlns:m="http://schemas.openxmlformats.org/officeDocument/2006/math" xmlns:v="urn:schemas-microsoft-com:vml" xmlns:wp14="http://schemas.microsoft.com/office/word/2010/wordprocessingDrawing" xmlns:wp="http://schemas.openxmlformats.org/drawingml/2006/wordprocessingDrawing" xmlns:w10="urn:schemas-microsoft-com:office:word" xmlns:w="http://schemas.openxmlformats.org/wordprocessingml/2006/main" xmlns:w14="http://schemas.microsoft.com/office/word/2010/wordml" xmlns:w15="http://schemas.microsoft.com/office/word/2012/wordml" xmlns:w16cex="http://schemas.microsoft.com/office/word/2018/wordml/cex" xmlns:w16cid="http://schemas.microsoft.com/office/word/2016/wordml/cid" xmlns:w16="http://schemas.microsoft.com/office/word/2018/wordml" xmlns:w16du="http://schemas.microsoft.com/office/word/2023/wordml/word16du" xmlns:w16sdtdh="http://schemas.microsoft.com/office/word/2020/wordml/sdtdatahash" xmlns:w16sdtfl="http://schemas.microsoft.com/office/word/2024/wordml/sdtformatlock" xmlns:w16se="http://schemas.microsoft.com/office/word/2015/wordml/symex" xmlns:wpg="http://schemas.microsoft.com/office/word/2010/wordprocessingGroup" xmlns:wpi="http://schemas.microsoft.com/office/word/2010/wordprocessingInk" xmlns:wne="http://schemas.microsoft.com/office/word/2006/wordml" xmlns:wps="http://schemas.microsoft.com/office/word/2010/wordprocessingShape" mc:Ignorable="w14 w15 w16se w16cid w16 w16cex w16sdtdh w16sdtfl w16du wp14">
+  <w:abstractNum w:abstractNumId="0" w15:restartNumberingAfterBreak="0">
+    <w:nsid w:val="2EEA02C2"/>
+    <w:multiLevelType w:val="multilevel"/>
+    <w:tmpl w:val="FF3E77C8"/>
+    <w:lvl w:ilvl="0">
+      <w:start w:val="1"/>
+      <w:numFmt w:val="decimal"/>
+      <w:lvlText w:val="%1."/>
+      <w:lvlJc w:val="left"/>
+      <w:pPr>
+        <w:tabs>
+          <w:tab w:val="num" w:pos="1068"/>
+        </w:tabs>
+        <w:ind w:left="1068" w:hanging="360"/>
+      </w:pPr>
+    </w:lvl>
+    <w:lvl w:ilvl="1" w:tentative="1">
+      <w:start w:val="1"/>
+      <w:numFmt w:val="decimal"/>
+      <w:lvlText w:val="%2."/>
+      <w:lvlJc w:val="left"/>
+      <w:pPr>
+        <w:tabs>
+          <w:tab w:val="num" w:pos="1788"/>
+        </w:tabs>
+        <w:ind w:left="1788" w:hanging="360"/>
+      </w:pPr>
+    </w:lvl>
+    <w:lvl w:ilvl="2" w:tentative="1">
+      <w:start w:val="1"/>
+      <w:numFmt w:val="decimal"/>
+      <w:lvlText w:val="%3."/>
+      <w:lvlJc w:val="left"/>
+      <w:pPr>
+        <w:tabs>
+          <w:tab w:val="num" w:pos="2508"/>
+        </w:tabs>
+        <w:ind w:left="2508" w:hanging="360"/>
+      </w:pPr>
+    </w:lvl>
+    <w:lvl w:ilvl="3" w:tentative="1">
+      <w:start w:val="1"/>
+      <w:numFmt w:val="decimal"/>
+      <w:lvlText w:val="%4."/>
+      <w:lvlJc w:val="left"/>
+      <w:pPr>
+        <w:tabs>
+          <w:tab w:val="num" w:pos="3228"/>
+        </w:tabs>
+        <w:ind w:left="3228" w:hanging="360"/>
+      </w:pPr>
+    </w:lvl>
+    <w:lvl w:ilvl="4" w:tentative="1">
+      <w:start w:val="1"/>
+      <w:numFmt w:val="decimal"/>
+      <w:lvlText w:val="%5."/>
+      <w:lvlJc w:val="left"/>
+      <w:pPr>
+        <w:tabs>
+          <w:tab w:val="num" w:pos="3948"/>
+        </w:tabs>
+        <w:ind w:left="3948" w:hanging="360"/>
+      </w:pPr>
+    </w:lvl>
+    <w:lvl w:ilvl="5" w:tentative="1">
+      <w:start w:val="1"/>
+      <w:numFmt w:val="decimal"/>
+      <w:lvlText w:val="%6."/>
+      <w:lvlJc w:val="left"/>
+      <w:pPr>
+        <w:tabs>
+          <w:tab w:val="num" w:pos="4668"/>
+        </w:tabs>
+        <w:ind w:left="4668" w:hanging="360"/>
+      </w:pPr>
+    </w:lvl>
+    <w:lvl w:ilvl="6" w:tentative="1">
+      <w:start w:val="1"/>
+      <w:numFmt w:val="decimal"/>
+      <w:lvlText w:val="%7."/>
+      <w:lvlJc w:val="left"/>
+      <w:pPr>
+        <w:tabs>
+          <w:tab w:val="num" w:pos="5388"/>
+        </w:tabs>
+        <w:ind w:left="5388" w:hanging="360"/>
+      </w:pPr>
+    </w:lvl>
+    <w:lvl w:ilvl="7" w:tentative="1">
+      <w:start w:val="1"/>
+      <w:numFmt w:val="decimal"/>
+      <w:lvlText w:val="%8."/>
+      <w:lvlJc w:val="left"/>
+      <w:pPr>
+        <w:tabs>
+          <w:tab w:val="num" w:pos="6108"/>
+        </w:tabs>
+        <w:ind w:left="6108" w:hanging="360"/>
+      </w:pPr>
+    </w:lvl>
+    <w:lvl w:ilvl="8" w:tentative="1">
+      <w:start w:val="1"/>
+      <w:numFmt w:val="decimal"/>
+      <w:lvlText w:val="%9."/>
+      <w:lvlJc w:val="left"/>
+      <w:pPr>
+        <w:tabs>
+          <w:tab w:val="num" w:pos="6828"/>
+        </w:tabs>
+        <w:ind w:left="6828" w:hanging="360"/>
+      </w:pPr>
+    </w:lvl>
+  </w:abstractNum>
+  <w:num w:numId="1" w16cid:durableId="1389458117">
+    <w:abstractNumId w:val="0"/>
+  </w:num>
+</w:numbering>
 </file>
 
 <file path=word/styles.xml><?xml version="1.0" encoding="utf-8"?>

--- a/Digitization project diary.docx
+++ b/Digitization project diary.docx
@@ -2778,6 +2778,58 @@
           <w14:ligatures w14:val="none"/>
         </w:rPr>
         <w:t xml:space="preserve"> Modernisering av språket kan ibland förändra betydelsen eller nyanser i texten. Minskar risken för misstolkningar</w:t>
+      </w:r>
+    </w:p>
+    <w:p>
+      <w:pPr>
+        <w:shd w:val="clear" w:color="auto" w:fill="FFFFFF"/>
+        <w:tabs>
+          <w:tab w:val="num" w:pos="-15"/>
+        </w:tabs>
+        <w:spacing w:before="100" w:beforeAutospacing="1" w:after="100" w:afterAutospacing="1"/>
+        <w:rPr>
+          <w:rFonts w:ascii="Lato" w:eastAsia="Times New Roman" w:hAnsi="Lato" w:cs="Times New Roman"/>
+          <w:color w:val="273540"/>
+          <w:kern w:val="0"/>
+          <w:lang w:eastAsia="sv-SE"/>
+          <w14:ligatures w14:val="none"/>
+        </w:rPr>
+      </w:pPr>
+      <w:r>
+        <w:rPr>
+          <w:rFonts w:ascii="Lato" w:eastAsia="Times New Roman" w:hAnsi="Lato" w:cs="Times New Roman"/>
+          <w:color w:val="273540"/>
+          <w:kern w:val="0"/>
+          <w:lang w:eastAsia="sv-SE"/>
+          <w14:ligatures w14:val="none"/>
+        </w:rPr>
+        <w:t>Vi har intagit ett r</w:t>
+      </w:r>
+      <w:r>
+        <w:rPr>
+          <w:rFonts w:ascii="Lato" w:eastAsia="Times New Roman" w:hAnsi="Lato" w:cs="Times New Roman"/>
+          <w:color w:val="273540"/>
+          <w:kern w:val="0"/>
+          <w:lang w:eastAsia="sv-SE"/>
+          <w14:ligatures w14:val="none"/>
+        </w:rPr>
+        <w:t>ealistiskt perspektiv</w:t>
+      </w:r>
+      <w:r>
+        <w:rPr>
+          <w:rFonts w:ascii="Lato" w:eastAsia="Times New Roman" w:hAnsi="Lato" w:cs="Times New Roman"/>
+          <w:color w:val="273540"/>
+          <w:kern w:val="0"/>
+          <w:lang w:eastAsia="sv-SE"/>
+          <w14:ligatures w14:val="none"/>
+        </w:rPr>
+        <w:t xml:space="preserve"> (vetenskapsteoretisk källa) -</w:t>
+      </w:r>
+      <w:r>
+        <w:t xml:space="preserve"> </w:t>
+      </w:r>
+      <w:r>
+        <w:t>återge dokumentet så exakt som möjligt.</w:t>
       </w:r>
     </w:p>
     <w:p>

--- a/Digitization project diary.docx
+++ b/Digitization project diary.docx
@@ -2600,6 +2600,93 @@
         </w:rPr>
         <w:t>)</w:t>
       </w:r>
+      <w:r>
+        <w:t xml:space="preserve"> </w:t>
+      </w:r>
+      <w:r>
+        <w:t xml:space="preserve">” </w:t>
+      </w:r>
+      <w:r>
+        <w:t xml:space="preserve">As a transparent XML format, </w:t>
+      </w:r>
+      <w:proofErr w:type="spellStart"/>
+      <w:r>
+        <w:t>TEI</w:t>
+      </w:r>
+      <w:proofErr w:type="spellEnd"/>
+      <w:r>
+        <w:t xml:space="preserve"> is </w:t>
+      </w:r>
+      <w:proofErr w:type="spellStart"/>
+      <w:r>
+        <w:t>also</w:t>
+      </w:r>
+      <w:proofErr w:type="spellEnd"/>
+      <w:r>
+        <w:t xml:space="preserve"> </w:t>
+      </w:r>
+      <w:proofErr w:type="spellStart"/>
+      <w:r>
+        <w:t>prospectively</w:t>
+      </w:r>
+      <w:proofErr w:type="spellEnd"/>
+      <w:r>
+        <w:t xml:space="preserve"> the </w:t>
+      </w:r>
+      <w:proofErr w:type="gramStart"/>
+      <w:r>
+        <w:t>best choice</w:t>
+      </w:r>
+      <w:proofErr w:type="gramEnd"/>
+      <w:r>
+        <w:t xml:space="preserve"> for long-term </w:t>
+      </w:r>
+      <w:proofErr w:type="spellStart"/>
+      <w:r>
+        <w:t>archiving</w:t>
+      </w:r>
+      <w:proofErr w:type="spellEnd"/>
+      <w:r>
+        <w:t xml:space="preserve"> as long as it is </w:t>
+      </w:r>
+      <w:proofErr w:type="spellStart"/>
+      <w:r>
+        <w:t>carefully</w:t>
+      </w:r>
+      <w:proofErr w:type="spellEnd"/>
+      <w:r>
+        <w:t xml:space="preserve"> </w:t>
+      </w:r>
+      <w:proofErr w:type="spellStart"/>
+      <w:r>
+        <w:t>documented</w:t>
+      </w:r>
+      <w:proofErr w:type="spellEnd"/>
+      <w:r>
+        <w:t>.</w:t>
+      </w:r>
+      <w:r>
+        <w:t xml:space="preserve">” (sid 33 </w:t>
+      </w:r>
+      <w:proofErr w:type="spellStart"/>
+      <w:r>
+        <w:t>DFG</w:t>
+      </w:r>
+      <w:proofErr w:type="spellEnd"/>
+      <w:r>
+        <w:t>)</w:t>
+      </w:r>
+      <w:r>
+        <w:t xml:space="preserve">. Finns det uppgifter på hur etablerat användningen av </w:t>
+      </w:r>
+      <w:proofErr w:type="spellStart"/>
+      <w:r>
+        <w:t>TEI</w:t>
+      </w:r>
+      <w:proofErr w:type="spellEnd"/>
+      <w:r>
+        <w:t xml:space="preserve"> är? </w:t>
+      </w:r>
     </w:p>
     <w:p>
       <w:pPr>
@@ -2722,6 +2809,228 @@
           <w14:ligatures w14:val="none"/>
         </w:rPr>
         <w:t>Bildval: det vi upptäckte genom tre olika bildfångsmetoder (vattenstämplar osv)</w:t>
+      </w:r>
+    </w:p>
+    <w:p>
+      <w:pPr>
+        <w:shd w:val="clear" w:color="auto" w:fill="FFFFFF"/>
+        <w:tabs>
+          <w:tab w:val="num" w:pos="-15"/>
+        </w:tabs>
+        <w:spacing w:before="100" w:beforeAutospacing="1" w:after="100" w:afterAutospacing="1"/>
+        <w:rPr>
+          <w:rFonts w:ascii="Lato" w:eastAsia="Times New Roman" w:hAnsi="Lato" w:cs="Times New Roman"/>
+          <w:color w:val="273540"/>
+          <w:kern w:val="0"/>
+          <w:lang w:eastAsia="sv-SE"/>
+          <w14:ligatures w14:val="none"/>
+        </w:rPr>
+      </w:pPr>
+    </w:p>
+    <w:p>
+      <w:pPr>
+        <w:shd w:val="clear" w:color="auto" w:fill="FFFFFF"/>
+        <w:tabs>
+          <w:tab w:val="num" w:pos="-15"/>
+        </w:tabs>
+        <w:spacing w:before="100" w:beforeAutospacing="1" w:after="100" w:afterAutospacing="1"/>
+        <w:rPr>
+          <w:rFonts w:ascii="Lato" w:eastAsia="Times New Roman" w:hAnsi="Lato" w:cs="Times New Roman"/>
+          <w:color w:val="273540"/>
+          <w:kern w:val="0"/>
+          <w:lang w:eastAsia="sv-SE"/>
+          <w14:ligatures w14:val="none"/>
+        </w:rPr>
+      </w:pPr>
+      <w:r>
+        <w:t>”</w:t>
+      </w:r>
+      <w:r>
+        <w:t xml:space="preserve">The resolution </w:t>
+      </w:r>
+      <w:proofErr w:type="spellStart"/>
+      <w:r>
+        <w:t>should</w:t>
+      </w:r>
+      <w:proofErr w:type="spellEnd"/>
+      <w:r>
+        <w:t xml:space="preserve"> be </w:t>
+      </w:r>
+      <w:proofErr w:type="spellStart"/>
+      <w:r>
+        <w:t>such</w:t>
+      </w:r>
+      <w:proofErr w:type="spellEnd"/>
+      <w:r>
+        <w:t xml:space="preserve"> </w:t>
+      </w:r>
+      <w:proofErr w:type="spellStart"/>
+      <w:r>
+        <w:t>that</w:t>
+      </w:r>
+      <w:proofErr w:type="spellEnd"/>
+      <w:r>
+        <w:t xml:space="preserve"> </w:t>
+      </w:r>
+      <w:proofErr w:type="spellStart"/>
+      <w:r>
+        <w:t>archive</w:t>
+      </w:r>
+      <w:proofErr w:type="spellEnd"/>
+      <w:r>
+        <w:t xml:space="preserve"> </w:t>
+      </w:r>
+      <w:proofErr w:type="spellStart"/>
+      <w:r>
+        <w:t>copies</w:t>
+      </w:r>
+      <w:proofErr w:type="spellEnd"/>
+      <w:r>
+        <w:t xml:space="preserve"> </w:t>
+      </w:r>
+      <w:proofErr w:type="spellStart"/>
+      <w:r>
+        <w:t>allow</w:t>
+      </w:r>
+      <w:proofErr w:type="spellEnd"/>
+      <w:r>
+        <w:t xml:space="preserve"> for the </w:t>
+      </w:r>
+      <w:proofErr w:type="spellStart"/>
+      <w:r>
+        <w:t>smallest</w:t>
+      </w:r>
+      <w:proofErr w:type="spellEnd"/>
+      <w:r>
+        <w:t xml:space="preserve"> relevant </w:t>
+      </w:r>
+      <w:proofErr w:type="spellStart"/>
+      <w:r>
+        <w:t>details</w:t>
+      </w:r>
+      <w:proofErr w:type="spellEnd"/>
+      <w:r>
+        <w:t xml:space="preserve"> to be </w:t>
+      </w:r>
+      <w:proofErr w:type="spellStart"/>
+      <w:r>
+        <w:t>clearly</w:t>
+      </w:r>
+      <w:proofErr w:type="spellEnd"/>
+      <w:r>
+        <w:t xml:space="preserve"> </w:t>
+      </w:r>
+      <w:proofErr w:type="spellStart"/>
+      <w:r>
+        <w:t>visible</w:t>
+      </w:r>
+      <w:proofErr w:type="spellEnd"/>
+      <w:r>
+        <w:t xml:space="preserve"> </w:t>
+      </w:r>
+      <w:proofErr w:type="spellStart"/>
+      <w:r>
+        <w:t>when</w:t>
+      </w:r>
+      <w:proofErr w:type="spellEnd"/>
+      <w:r>
+        <w:t xml:space="preserve"> the </w:t>
+      </w:r>
+      <w:proofErr w:type="spellStart"/>
+      <w:r>
+        <w:t>file</w:t>
+      </w:r>
+      <w:proofErr w:type="spellEnd"/>
+      <w:r>
+        <w:t xml:space="preserve"> is </w:t>
+      </w:r>
+      <w:proofErr w:type="spellStart"/>
+      <w:r>
+        <w:t>reduced</w:t>
+      </w:r>
+      <w:proofErr w:type="spellEnd"/>
+      <w:r>
+        <w:t xml:space="preserve"> to </w:t>
+      </w:r>
+      <w:proofErr w:type="spellStart"/>
+      <w:r>
+        <w:t>one-quarter</w:t>
+      </w:r>
+      <w:proofErr w:type="spellEnd"/>
+      <w:r>
+        <w:t xml:space="preserve"> </w:t>
+      </w:r>
+      <w:proofErr w:type="spellStart"/>
+      <w:r>
+        <w:t>of</w:t>
+      </w:r>
+      <w:proofErr w:type="spellEnd"/>
+      <w:r>
+        <w:t xml:space="preserve"> </w:t>
+      </w:r>
+      <w:proofErr w:type="spellStart"/>
+      <w:r>
+        <w:t>its</w:t>
+      </w:r>
+      <w:proofErr w:type="spellEnd"/>
+      <w:r>
+        <w:t xml:space="preserve"> original </w:t>
+      </w:r>
+      <w:proofErr w:type="spellStart"/>
+      <w:r>
+        <w:t>size</w:t>
+      </w:r>
+      <w:proofErr w:type="spellEnd"/>
+      <w:r>
+        <w:t xml:space="preserve">. A resolution </w:t>
+      </w:r>
+      <w:proofErr w:type="spellStart"/>
+      <w:r>
+        <w:t>of</w:t>
+      </w:r>
+      <w:proofErr w:type="spellEnd"/>
+      <w:r>
+        <w:t xml:space="preserve"> 300 dpi is </w:t>
+      </w:r>
+      <w:proofErr w:type="spellStart"/>
+      <w:r>
+        <w:t>recommended</w:t>
+      </w:r>
+      <w:proofErr w:type="spellEnd"/>
+      <w:r>
+        <w:t xml:space="preserve"> as a general </w:t>
+      </w:r>
+      <w:proofErr w:type="spellStart"/>
+      <w:r>
+        <w:t>rule</w:t>
+      </w:r>
+      <w:proofErr w:type="spellEnd"/>
+      <w:r>
+        <w:t xml:space="preserve">” (sid 6 </w:t>
+      </w:r>
+      <w:proofErr w:type="spellStart"/>
+      <w:r>
+        <w:t>DFG</w:t>
+      </w:r>
+      <w:proofErr w:type="spellEnd"/>
+      <w:r>
+        <w:t xml:space="preserve"> Practical </w:t>
+      </w:r>
+      <w:proofErr w:type="spellStart"/>
+      <w:r>
+        <w:t>Guidelines</w:t>
+      </w:r>
+      <w:proofErr w:type="spellEnd"/>
+      <w:r>
+        <w:t xml:space="preserve"> on </w:t>
+      </w:r>
+      <w:proofErr w:type="spellStart"/>
+      <w:r>
+        <w:t>Digitisation</w:t>
+      </w:r>
+      <w:proofErr w:type="spellEnd"/>
+      <w:r>
+        <w:t>)</w:t>
       </w:r>
     </w:p>
     <w:p>
